--- a/3. Data Structures and Collections/3. Data Structures and Collections.docx
+++ b/3. Data Structures and Collections/3. Data Structures and Collections.docx
@@ -76,16 +76,48 @@
         <w:jc w:val="both"/>
       </w:pPr>
       <w:r>
-        <w:t xml:space="preserve">The JCF is a set of classes and interfaces in Java (under java.util package) for </w:t>
-      </w:r>
-      <w:r>
-        <w:rPr>
+        <w:t xml:space="preserve">The JCF is a </w:t>
+      </w:r>
+      <w:r>
+        <w:rPr>
+          <w:b/>
+          <w:bCs/>
           <w:color w:val="EE0000"/>
         </w:rPr>
+        <w:t>set of classes and interfaces</w:t>
+      </w:r>
+      <w:r>
+        <w:rPr>
+          <w:color w:val="EE0000"/>
+        </w:rPr>
+        <w:t xml:space="preserve"> </w:t>
+      </w:r>
+      <w:r>
+        <w:t xml:space="preserve">in Java (under java.util package) for </w:t>
+      </w:r>
+      <w:r>
+        <w:rPr>
+          <w:color w:val="EE0000"/>
+        </w:rPr>
         <w:t>storing and manipulating groups of objects dynamically</w:t>
       </w:r>
       <w:r>
-        <w:t>. It provides ready-made data structures like lists, sets, maps, and queues, making code efficient and reusable. Key benefits: resizable, type-safe (via generics like List&lt;String&gt;), and iterable.</w:t>
+        <w:t xml:space="preserve">. It provides ready-made data structures like lists, sets, maps, and queues, making code efficient and reusable. </w:t>
+      </w:r>
+    </w:p>
+    <w:p>
+      <w:pPr>
+        <w:jc w:val="both"/>
+      </w:pPr>
+      <w:r>
+        <w:rPr>
+          <w:b/>
+          <w:bCs/>
+        </w:rPr>
+        <w:t>Key benefits</w:t>
+      </w:r>
+      <w:r>
+        <w:t>: resizable, type-safe (via generics like List&lt;String&gt;), and iterable.</w:t>
       </w:r>
     </w:p>
     <w:p>
@@ -175,7 +207,7 @@
     </w:p>
     <w:p>
       <w:pPr>
-        <w:jc w:val="both"/>
+        <w:jc w:val="center"/>
         <w:rPr>
           <w:b/>
           <w:bCs/>
@@ -809,6 +841,9 @@
       <w:r>
         <w:t xml:space="preserve">: </w:t>
       </w:r>
+      <w:r>
+        <w:t>queue implemented through linked list</w:t>
+      </w:r>
     </w:p>
     <w:p>
       <w:pPr>
@@ -1194,12 +1229,28 @@
           <w:bCs/>
         </w:rPr>
       </w:pPr>
+    </w:p>
+    <w:p>
+      <w:pPr>
+        <w:jc w:val="center"/>
+        <w:rPr>
+          <w:b/>
+          <w:bCs/>
+        </w:rPr>
+      </w:pPr>
       <w:r>
         <w:rPr>
           <w:b/>
           <w:bCs/>
         </w:rPr>
         <w:t>Implementations</w:t>
+      </w:r>
+      <w:r>
+        <w:rPr>
+          <w:b/>
+          <w:bCs/>
+        </w:rPr>
+        <w:t xml:space="preserve"> (classes)</w:t>
       </w:r>
     </w:p>
     <w:p>
@@ -1573,7 +1624,16 @@
         <w:t>Key features</w:t>
       </w:r>
       <w:r>
-        <w:t>: Grows by 100% (doubles size), outdated for most uses (use Collections.synchronizedList() instead).</w:t>
+        <w:t xml:space="preserve">: Grows by 100% (doubles size), outdated for most uses (use </w:t>
+      </w:r>
+      <w:r>
+        <w:rPr>
+          <w:highlight w:val="yellow"/>
+        </w:rPr>
+        <w:t>Collections.synchronizedList()</w:t>
+      </w:r>
+      <w:r>
+        <w:t xml:space="preserve"> instead).</w:t>
       </w:r>
     </w:p>
     <w:p>
@@ -2421,7 +2481,7 @@
     </w:p>
     <w:p>
       <w:pPr>
-        <w:jc w:val="both"/>
+        <w:jc w:val="center"/>
         <w:rPr>
           <w:b/>
           <w:bCs/>
@@ -2437,7 +2497,7 @@
     </w:p>
     <w:tbl>
       <w:tblPr>
-        <w:tblW w:w="0" w:type="auto"/>
+        <w:tblW w:w="10856" w:type="dxa"/>
         <w:tblCellSpacing w:w="15" w:type="dxa"/>
         <w:tblBorders>
           <w:top w:val="single" w:sz="4" w:space="0" w:color="auto"/>
@@ -2447,6 +2507,7 @@
           <w:insideH w:val="single" w:sz="4" w:space="0" w:color="auto"/>
           <w:insideV w:val="single" w:sz="4" w:space="0" w:color="auto"/>
         </w:tblBorders>
+        <w:tblLayout w:type="fixed"/>
         <w:tblCellMar>
           <w:top w:w="15" w:type="dxa"/>
           <w:left w:w="15" w:type="dxa"/>
@@ -2456,11 +2517,11 @@
         <w:tblLook w:val="04A0" w:firstRow="1" w:lastRow="0" w:firstColumn="1" w:lastColumn="0" w:noHBand="0" w:noVBand="1"/>
       </w:tblPr>
       <w:tblGrid>
-        <w:gridCol w:w="1196"/>
-        <w:gridCol w:w="2286"/>
-        <w:gridCol w:w="1989"/>
-        <w:gridCol w:w="2785"/>
-        <w:gridCol w:w="2200"/>
+        <w:gridCol w:w="1276"/>
+        <w:gridCol w:w="2366"/>
+        <w:gridCol w:w="2069"/>
+        <w:gridCol w:w="2865"/>
+        <w:gridCol w:w="2280"/>
       </w:tblGrid>
       <w:tr>
         <w:trPr>
@@ -2469,13 +2530,13 @@
         </w:trPr>
         <w:tc>
           <w:tcPr>
-            <w:tcW w:w="0" w:type="auto"/>
+            <w:tcW w:w="1231" w:type="dxa"/>
             <w:vAlign w:val="center"/>
             <w:hideMark/>
           </w:tcPr>
           <w:p>
             <w:pPr>
-              <w:jc w:val="both"/>
+              <w:jc w:val="center"/>
               <w:rPr>
                 <w:b/>
                 <w:bCs/>
@@ -2492,13 +2553,13 @@
         </w:tc>
         <w:tc>
           <w:tcPr>
-            <w:tcW w:w="0" w:type="auto"/>
+            <w:tcW w:w="2336" w:type="dxa"/>
             <w:vAlign w:val="center"/>
             <w:hideMark/>
           </w:tcPr>
           <w:p>
             <w:pPr>
-              <w:jc w:val="both"/>
+              <w:jc w:val="center"/>
               <w:rPr>
                 <w:b/>
                 <w:bCs/>
@@ -2515,13 +2576,13 @@
         </w:tc>
         <w:tc>
           <w:tcPr>
-            <w:tcW w:w="0" w:type="auto"/>
+            <w:tcW w:w="2039" w:type="dxa"/>
             <w:vAlign w:val="center"/>
             <w:hideMark/>
           </w:tcPr>
           <w:p>
             <w:pPr>
-              <w:jc w:val="both"/>
+              <w:jc w:val="center"/>
               <w:rPr>
                 <w:b/>
                 <w:bCs/>
@@ -2538,13 +2599,13 @@
         </w:tc>
         <w:tc>
           <w:tcPr>
-            <w:tcW w:w="0" w:type="auto"/>
+            <w:tcW w:w="2835" w:type="dxa"/>
             <w:vAlign w:val="center"/>
             <w:hideMark/>
           </w:tcPr>
           <w:p>
             <w:pPr>
-              <w:jc w:val="both"/>
+              <w:jc w:val="center"/>
               <w:rPr>
                 <w:b/>
                 <w:bCs/>
@@ -2561,13 +2622,13 @@
         </w:tc>
         <w:tc>
           <w:tcPr>
-            <w:tcW w:w="0" w:type="auto"/>
+            <w:tcW w:w="2235" w:type="dxa"/>
             <w:vAlign w:val="center"/>
             <w:hideMark/>
           </w:tcPr>
           <w:p>
             <w:pPr>
-              <w:jc w:val="both"/>
+              <w:jc w:val="center"/>
               <w:rPr>
                 <w:b/>
                 <w:bCs/>
@@ -2589,13 +2650,13 @@
         </w:trPr>
         <w:tc>
           <w:tcPr>
-            <w:tcW w:w="0" w:type="auto"/>
+            <w:tcW w:w="1231" w:type="dxa"/>
             <w:vAlign w:val="center"/>
             <w:hideMark/>
           </w:tcPr>
           <w:p>
             <w:pPr>
-              <w:jc w:val="both"/>
+              <w:jc w:val="center"/>
             </w:pPr>
             <w:r>
               <w:rPr>
@@ -2608,13 +2669,13 @@
         </w:tc>
         <w:tc>
           <w:tcPr>
-            <w:tcW w:w="0" w:type="auto"/>
+            <w:tcW w:w="2336" w:type="dxa"/>
             <w:vAlign w:val="center"/>
             <w:hideMark/>
           </w:tcPr>
           <w:p>
             <w:pPr>
-              <w:jc w:val="both"/>
+              <w:jc w:val="center"/>
             </w:pPr>
             <w:r>
               <w:t>Yes</w:t>
@@ -2623,13 +2684,13 @@
         </w:tc>
         <w:tc>
           <w:tcPr>
-            <w:tcW w:w="0" w:type="auto"/>
+            <w:tcW w:w="2039" w:type="dxa"/>
             <w:vAlign w:val="center"/>
             <w:hideMark/>
           </w:tcPr>
           <w:p>
             <w:pPr>
-              <w:jc w:val="both"/>
+              <w:jc w:val="center"/>
             </w:pPr>
             <w:r>
               <w:t>No</w:t>
@@ -2638,13 +2699,13 @@
         </w:tc>
         <w:tc>
           <w:tcPr>
-            <w:tcW w:w="0" w:type="auto"/>
+            <w:tcW w:w="2835" w:type="dxa"/>
             <w:vAlign w:val="center"/>
             <w:hideMark/>
           </w:tcPr>
           <w:p>
             <w:pPr>
-              <w:jc w:val="both"/>
+              <w:jc w:val="center"/>
             </w:pPr>
             <w:r>
               <w:t>Depends (Queue yes)</w:t>
@@ -2653,13 +2714,13 @@
         </w:tc>
         <w:tc>
           <w:tcPr>
-            <w:tcW w:w="0" w:type="auto"/>
+            <w:tcW w:w="2235" w:type="dxa"/>
             <w:vAlign w:val="center"/>
             <w:hideMark/>
           </w:tcPr>
           <w:p>
             <w:pPr>
-              <w:jc w:val="both"/>
+              <w:jc w:val="center"/>
             </w:pPr>
             <w:r>
               <w:t>Keys no, values yes</w:t>
@@ -2673,13 +2734,13 @@
         </w:trPr>
         <w:tc>
           <w:tcPr>
-            <w:tcW w:w="0" w:type="auto"/>
+            <w:tcW w:w="1231" w:type="dxa"/>
             <w:vAlign w:val="center"/>
             <w:hideMark/>
           </w:tcPr>
           <w:p>
             <w:pPr>
-              <w:jc w:val="both"/>
+              <w:jc w:val="center"/>
             </w:pPr>
             <w:r>
               <w:rPr>
@@ -2692,13 +2753,13 @@
         </w:tc>
         <w:tc>
           <w:tcPr>
-            <w:tcW w:w="0" w:type="auto"/>
+            <w:tcW w:w="2336" w:type="dxa"/>
             <w:vAlign w:val="center"/>
             <w:hideMark/>
           </w:tcPr>
           <w:p>
             <w:pPr>
-              <w:jc w:val="both"/>
+              <w:jc w:val="center"/>
             </w:pPr>
             <w:r>
               <w:t>Insertion (ArrayList fast access)</w:t>
@@ -2707,13 +2768,13 @@
         </w:tc>
         <w:tc>
           <w:tcPr>
-            <w:tcW w:w="0" w:type="auto"/>
+            <w:tcW w:w="2039" w:type="dxa"/>
             <w:vAlign w:val="center"/>
             <w:hideMark/>
           </w:tcPr>
           <w:p>
             <w:pPr>
-              <w:jc w:val="both"/>
+              <w:jc w:val="center"/>
             </w:pPr>
             <w:r>
               <w:t>None/Sorted</w:t>
@@ -2722,13 +2783,13 @@
         </w:tc>
         <w:tc>
           <w:tcPr>
-            <w:tcW w:w="0" w:type="auto"/>
+            <w:tcW w:w="2835" w:type="dxa"/>
             <w:vAlign w:val="center"/>
             <w:hideMark/>
           </w:tcPr>
           <w:p>
             <w:pPr>
-              <w:jc w:val="both"/>
+              <w:jc w:val="center"/>
             </w:pPr>
             <w:r>
               <w:t>FIFO/Priority/Both ends</w:t>
@@ -2737,13 +2798,13 @@
         </w:tc>
         <w:tc>
           <w:tcPr>
-            <w:tcW w:w="0" w:type="auto"/>
+            <w:tcW w:w="2235" w:type="dxa"/>
             <w:vAlign w:val="center"/>
             <w:hideMark/>
           </w:tcPr>
           <w:p>
             <w:pPr>
-              <w:jc w:val="both"/>
+              <w:jc w:val="center"/>
             </w:pPr>
             <w:r>
               <w:t>None/Sorted keys</w:t>
@@ -2757,13 +2818,13 @@
         </w:trPr>
         <w:tc>
           <w:tcPr>
-            <w:tcW w:w="0" w:type="auto"/>
+            <w:tcW w:w="1231" w:type="dxa"/>
             <w:vAlign w:val="center"/>
             <w:hideMark/>
           </w:tcPr>
           <w:p>
             <w:pPr>
-              <w:jc w:val="both"/>
+              <w:jc w:val="center"/>
             </w:pPr>
             <w:r>
               <w:rPr>
@@ -2776,13 +2837,13 @@
         </w:tc>
         <w:tc>
           <w:tcPr>
-            <w:tcW w:w="0" w:type="auto"/>
+            <w:tcW w:w="2336" w:type="dxa"/>
             <w:vAlign w:val="center"/>
             <w:hideMark/>
           </w:tcPr>
           <w:p>
             <w:pPr>
-              <w:jc w:val="both"/>
+              <w:jc w:val="center"/>
             </w:pPr>
             <w:r>
               <w:t>O(1) index (ArrayList)</w:t>
@@ -2791,13 +2852,13 @@
         </w:tc>
         <w:tc>
           <w:tcPr>
-            <w:tcW w:w="0" w:type="auto"/>
+            <w:tcW w:w="2039" w:type="dxa"/>
             <w:vAlign w:val="center"/>
             <w:hideMark/>
           </w:tcPr>
           <w:p>
             <w:pPr>
-              <w:jc w:val="both"/>
+              <w:jc w:val="center"/>
             </w:pPr>
             <w:r>
               <w:t>O(1)/O(log n)</w:t>
@@ -2806,13 +2867,13 @@
         </w:tc>
         <w:tc>
           <w:tcPr>
-            <w:tcW w:w="0" w:type="auto"/>
+            <w:tcW w:w="2835" w:type="dxa"/>
             <w:vAlign w:val="center"/>
             <w:hideMark/>
           </w:tcPr>
           <w:p>
             <w:pPr>
-              <w:jc w:val="both"/>
+              <w:jc w:val="center"/>
             </w:pPr>
             <w:r>
               <w:t>O(1) ends</w:t>
@@ -2821,13 +2882,13 @@
         </w:tc>
         <w:tc>
           <w:tcPr>
-            <w:tcW w:w="0" w:type="auto"/>
+            <w:tcW w:w="2235" w:type="dxa"/>
             <w:vAlign w:val="center"/>
             <w:hideMark/>
           </w:tcPr>
           <w:p>
             <w:pPr>
-              <w:jc w:val="both"/>
+              <w:jc w:val="center"/>
             </w:pPr>
             <w:r>
               <w:t>O(1)/O(log n) get</w:t>
@@ -2841,13 +2902,13 @@
         </w:trPr>
         <w:tc>
           <w:tcPr>
-            <w:tcW w:w="0" w:type="auto"/>
+            <w:tcW w:w="1231" w:type="dxa"/>
             <w:vAlign w:val="center"/>
             <w:hideMark/>
           </w:tcPr>
           <w:p>
             <w:pPr>
-              <w:jc w:val="both"/>
+              <w:jc w:val="center"/>
             </w:pPr>
             <w:r>
               <w:rPr>
@@ -2860,13 +2921,13 @@
         </w:tc>
         <w:tc>
           <w:tcPr>
-            <w:tcW w:w="0" w:type="auto"/>
+            <w:tcW w:w="2336" w:type="dxa"/>
             <w:vAlign w:val="center"/>
             <w:hideMark/>
           </w:tcPr>
           <w:p>
             <w:pPr>
-              <w:jc w:val="both"/>
+              <w:jc w:val="center"/>
             </w:pPr>
             <w:r>
               <w:t>Sequences</w:t>
@@ -2875,13 +2936,13 @@
         </w:tc>
         <w:tc>
           <w:tcPr>
-            <w:tcW w:w="0" w:type="auto"/>
+            <w:tcW w:w="2039" w:type="dxa"/>
             <w:vAlign w:val="center"/>
             <w:hideMark/>
           </w:tcPr>
           <w:p>
             <w:pPr>
-              <w:jc w:val="both"/>
+              <w:jc w:val="center"/>
             </w:pPr>
             <w:r>
               <w:t>Unique items</w:t>
@@ -2890,13 +2951,13 @@
         </w:tc>
         <w:tc>
           <w:tcPr>
-            <w:tcW w:w="0" w:type="auto"/>
+            <w:tcW w:w="2835" w:type="dxa"/>
             <w:vAlign w:val="center"/>
             <w:hideMark/>
           </w:tcPr>
           <w:p>
             <w:pPr>
-              <w:jc w:val="both"/>
+              <w:jc w:val="center"/>
             </w:pPr>
             <w:r>
               <w:t>Processing lines</w:t>
@@ -2905,13 +2966,13 @@
         </w:tc>
         <w:tc>
           <w:tcPr>
-            <w:tcW w:w="0" w:type="auto"/>
+            <w:tcW w:w="2235" w:type="dxa"/>
             <w:vAlign w:val="center"/>
             <w:hideMark/>
           </w:tcPr>
           <w:p>
             <w:pPr>
-              <w:jc w:val="both"/>
+              <w:jc w:val="center"/>
             </w:pPr>
             <w:r>
               <w:t>Key lookups</w:t>
@@ -2925,13 +2986,13 @@
         </w:trPr>
         <w:tc>
           <w:tcPr>
-            <w:tcW w:w="0" w:type="auto"/>
+            <w:tcW w:w="1231" w:type="dxa"/>
             <w:vAlign w:val="center"/>
             <w:hideMark/>
           </w:tcPr>
           <w:p>
             <w:pPr>
-              <w:jc w:val="both"/>
+              <w:jc w:val="center"/>
             </w:pPr>
             <w:r>
               <w:rPr>
@@ -2944,13 +3005,13 @@
         </w:tc>
         <w:tc>
           <w:tcPr>
-            <w:tcW w:w="0" w:type="auto"/>
+            <w:tcW w:w="2336" w:type="dxa"/>
             <w:vAlign w:val="center"/>
             <w:hideMark/>
           </w:tcPr>
           <w:p>
             <w:pPr>
-              <w:jc w:val="both"/>
+              <w:jc w:val="center"/>
             </w:pPr>
             <w:r>
               <w:t>No (Vector yes)</w:t>
@@ -2959,13 +3020,13 @@
         </w:tc>
         <w:tc>
           <w:tcPr>
-            <w:tcW w:w="0" w:type="auto"/>
+            <w:tcW w:w="2039" w:type="dxa"/>
             <w:vAlign w:val="center"/>
             <w:hideMark/>
           </w:tcPr>
           <w:p>
             <w:pPr>
-              <w:jc w:val="both"/>
+              <w:jc w:val="center"/>
             </w:pPr>
             <w:r>
               <w:t>No</w:t>
@@ -2974,13 +3035,13 @@
         </w:tc>
         <w:tc>
           <w:tcPr>
-            <w:tcW w:w="0" w:type="auto"/>
+            <w:tcW w:w="2835" w:type="dxa"/>
             <w:vAlign w:val="center"/>
             <w:hideMark/>
           </w:tcPr>
           <w:p>
             <w:pPr>
-              <w:jc w:val="both"/>
+              <w:jc w:val="center"/>
             </w:pPr>
             <w:r>
               <w:t>No</w:t>
@@ -2989,13 +3050,13 @@
         </w:tc>
         <w:tc>
           <w:tcPr>
-            <w:tcW w:w="0" w:type="auto"/>
+            <w:tcW w:w="2235" w:type="dxa"/>
             <w:vAlign w:val="center"/>
             <w:hideMark/>
           </w:tcPr>
           <w:p>
             <w:pPr>
-              <w:jc w:val="both"/>
+              <w:jc w:val="center"/>
             </w:pPr>
             <w:r>
               <w:t>No</w:t>
@@ -3103,7 +3164,7 @@
           </w:tcPr>
           <w:p>
             <w:pPr>
-              <w:jc w:val="both"/>
+              <w:jc w:val="center"/>
               <w:rPr>
                 <w:b/>
                 <w:bCs/>
@@ -3126,7 +3187,7 @@
           </w:tcPr>
           <w:p>
             <w:pPr>
-              <w:jc w:val="both"/>
+              <w:jc w:val="center"/>
               <w:rPr>
                 <w:b/>
                 <w:bCs/>
@@ -3149,7 +3210,7 @@
           </w:tcPr>
           <w:p>
             <w:pPr>
-              <w:jc w:val="both"/>
+              <w:jc w:val="center"/>
               <w:rPr>
                 <w:b/>
                 <w:bCs/>
@@ -3177,7 +3238,7 @@
           </w:tcPr>
           <w:p>
             <w:pPr>
-              <w:jc w:val="both"/>
+              <w:jc w:val="center"/>
             </w:pPr>
             <w:r>
               <w:rPr>
@@ -3196,7 +3257,7 @@
           </w:tcPr>
           <w:p>
             <w:pPr>
-              <w:jc w:val="both"/>
+              <w:jc w:val="center"/>
             </w:pPr>
             <w:r>
               <w:t>Fixed length (must specify size at creation, e.g., int[] arr = new int[5];). Can't resize without creating a new one.</w:t>
@@ -3211,7 +3272,7 @@
           </w:tcPr>
           <w:p>
             <w:pPr>
-              <w:jc w:val="both"/>
+              <w:jc w:val="center"/>
             </w:pPr>
             <w:r>
               <w:t>Dynamic size (grows automatically, e.g., ArrayList&lt;Integer&gt; list = new ArrayList&lt;&gt;();). Use add() to append, remove() to shrink.</w:t>
@@ -3231,7 +3292,7 @@
           </w:tcPr>
           <w:p>
             <w:pPr>
-              <w:jc w:val="both"/>
+              <w:jc w:val="center"/>
               <w:rPr>
                 <w:color w:val="EE0000"/>
               </w:rPr>
@@ -3254,7 +3315,7 @@
           </w:tcPr>
           <w:p>
             <w:pPr>
-              <w:jc w:val="both"/>
+              <w:jc w:val="center"/>
               <w:rPr>
                 <w:color w:val="EE0000"/>
               </w:rPr>
@@ -3275,7 +3336,7 @@
           </w:tcPr>
           <w:p>
             <w:pPr>
-              <w:jc w:val="both"/>
+              <w:jc w:val="center"/>
               <w:rPr>
                 <w:color w:val="EE0000"/>
               </w:rPr>
@@ -3301,7 +3362,7 @@
           </w:tcPr>
           <w:p>
             <w:pPr>
-              <w:jc w:val="both"/>
+              <w:jc w:val="center"/>
             </w:pPr>
             <w:r>
               <w:rPr>
@@ -3320,7 +3381,7 @@
           </w:tcPr>
           <w:p>
             <w:pPr>
-              <w:jc w:val="both"/>
+              <w:jc w:val="center"/>
             </w:pPr>
             <w:r>
               <w:t>Faster access (arr[0]) since it's contiguous memory.</w:t>
@@ -3335,7 +3396,7 @@
           </w:tcPr>
           <w:p>
             <w:pPr>
-              <w:jc w:val="both"/>
+              <w:jc w:val="center"/>
             </w:pPr>
             <w:r>
               <w:t>Slightly slower access (list.get(0)) due to overhead, but negligible for most uses.</w:t>
@@ -3355,7 +3416,7 @@
           </w:tcPr>
           <w:p>
             <w:pPr>
-              <w:jc w:val="both"/>
+              <w:jc w:val="center"/>
               <w:rPr>
                 <w:color w:val="EE0000"/>
               </w:rPr>
@@ -3378,7 +3439,7 @@
           </w:tcPr>
           <w:p>
             <w:pPr>
-              <w:jc w:val="both"/>
+              <w:jc w:val="center"/>
               <w:rPr>
                 <w:color w:val="EE0000"/>
               </w:rPr>
@@ -3399,7 +3460,7 @@
           </w:tcPr>
           <w:p>
             <w:pPr>
-              <w:jc w:val="both"/>
+              <w:jc w:val="center"/>
               <w:rPr>
                 <w:color w:val="EE0000"/>
               </w:rPr>
@@ -3425,7 +3486,7 @@
           </w:tcPr>
           <w:p>
             <w:pPr>
-              <w:jc w:val="both"/>
+              <w:jc w:val="center"/>
             </w:pPr>
             <w:r>
               <w:rPr>
@@ -3444,7 +3505,7 @@
           </w:tcPr>
           <w:p>
             <w:pPr>
-              <w:jc w:val="both"/>
+              <w:jc w:val="center"/>
             </w:pPr>
             <w:r>
               <w:t>No generics support.</w:t>
@@ -3459,7 +3520,7 @@
           </w:tcPr>
           <w:p>
             <w:pPr>
-              <w:jc w:val="both"/>
+              <w:jc w:val="center"/>
             </w:pPr>
             <w:r>
               <w:t>Supports generics for type safety (e.g., ArrayList&lt;String&gt;).</w:t>
@@ -3479,7 +3540,7 @@
           </w:tcPr>
           <w:p>
             <w:pPr>
-              <w:jc w:val="both"/>
+              <w:jc w:val="center"/>
             </w:pPr>
             <w:r>
               <w:rPr>
@@ -3498,7 +3559,7 @@
           </w:tcPr>
           <w:p>
             <w:pPr>
-              <w:jc w:val="both"/>
+              <w:jc w:val="center"/>
             </w:pPr>
             <w:r>
               <w:t>When size is known and fixed, like coordinates in a game.</w:t>
@@ -3513,7 +3574,7 @@
           </w:tcPr>
           <w:p>
             <w:pPr>
-              <w:jc w:val="both"/>
+              <w:jc w:val="center"/>
             </w:pPr>
             <w:r>
               <w:t>When size varies, like a shopping cart list.</w:t>
@@ -3631,7 +3692,7 @@
     </w:p>
     <w:tbl>
       <w:tblPr>
-        <w:tblW w:w="10536" w:type="dxa"/>
+        <w:tblW w:w="10717" w:type="dxa"/>
         <w:tblCellSpacing w:w="15" w:type="dxa"/>
         <w:tblBorders>
           <w:top w:val="single" w:sz="4" w:space="0" w:color="auto"/>
@@ -3650,9 +3711,9 @@
         <w:tblLook w:val="04A0" w:firstRow="1" w:lastRow="0" w:firstColumn="1" w:lastColumn="0" w:noHBand="0" w:noVBand="1"/>
       </w:tblPr>
       <w:tblGrid>
-        <w:gridCol w:w="1605"/>
-        <w:gridCol w:w="4216"/>
-        <w:gridCol w:w="4715"/>
+        <w:gridCol w:w="1626"/>
+        <w:gridCol w:w="4296"/>
+        <w:gridCol w:w="4795"/>
       </w:tblGrid>
       <w:tr>
         <w:trPr>
@@ -3661,13 +3722,13 @@
         </w:trPr>
         <w:tc>
           <w:tcPr>
-            <w:tcW w:w="1560" w:type="dxa"/>
+            <w:tcW w:w="1581" w:type="dxa"/>
             <w:vAlign w:val="center"/>
             <w:hideMark/>
           </w:tcPr>
           <w:p>
             <w:pPr>
-              <w:jc w:val="both"/>
+              <w:jc w:val="center"/>
               <w:rPr>
                 <w:b/>
                 <w:bCs/>
@@ -3685,13 +3746,13 @@
         </w:tc>
         <w:tc>
           <w:tcPr>
-            <w:tcW w:w="0" w:type="auto"/>
+            <w:tcW w:w="4266" w:type="dxa"/>
             <w:vAlign w:val="center"/>
             <w:hideMark/>
           </w:tcPr>
           <w:p>
             <w:pPr>
-              <w:jc w:val="both"/>
+              <w:jc w:val="center"/>
               <w:rPr>
                 <w:b/>
                 <w:bCs/>
@@ -3708,13 +3769,13 @@
         </w:tc>
         <w:tc>
           <w:tcPr>
-            <w:tcW w:w="0" w:type="auto"/>
+            <w:tcW w:w="4750" w:type="dxa"/>
             <w:vAlign w:val="center"/>
             <w:hideMark/>
           </w:tcPr>
           <w:p>
             <w:pPr>
-              <w:jc w:val="both"/>
+              <w:jc w:val="center"/>
               <w:rPr>
                 <w:b/>
                 <w:bCs/>
@@ -3736,13 +3797,13 @@
         </w:trPr>
         <w:tc>
           <w:tcPr>
-            <w:tcW w:w="1560" w:type="dxa"/>
+            <w:tcW w:w="1581" w:type="dxa"/>
             <w:vAlign w:val="center"/>
             <w:hideMark/>
           </w:tcPr>
           <w:p>
             <w:pPr>
-              <w:jc w:val="both"/>
+              <w:jc w:val="center"/>
             </w:pPr>
             <w:r>
               <w:rPr>
@@ -3755,13 +3816,13 @@
         </w:tc>
         <w:tc>
           <w:tcPr>
-            <w:tcW w:w="0" w:type="auto"/>
+            <w:tcW w:w="4266" w:type="dxa"/>
             <w:vAlign w:val="center"/>
             <w:hideMark/>
           </w:tcPr>
           <w:p>
             <w:pPr>
-              <w:jc w:val="both"/>
+              <w:jc w:val="center"/>
             </w:pPr>
             <w:r>
               <w:t>Allows duplicates (e.g., [1, 1, 2]).</w:t>
@@ -3770,13 +3831,13 @@
         </w:tc>
         <w:tc>
           <w:tcPr>
-            <w:tcW w:w="0" w:type="auto"/>
+            <w:tcW w:w="4750" w:type="dxa"/>
             <w:vAlign w:val="center"/>
             <w:hideMark/>
           </w:tcPr>
           <w:p>
             <w:pPr>
-              <w:jc w:val="both"/>
+              <w:jc w:val="center"/>
             </w:pPr>
             <w:r>
               <w:t>No duplicates (adds only unique, e.g., {1, 2}).</w:t>
@@ -3790,13 +3851,13 @@
         </w:trPr>
         <w:tc>
           <w:tcPr>
-            <w:tcW w:w="1560" w:type="dxa"/>
+            <w:tcW w:w="1581" w:type="dxa"/>
             <w:vAlign w:val="center"/>
             <w:hideMark/>
           </w:tcPr>
           <w:p>
             <w:pPr>
-              <w:jc w:val="both"/>
+              <w:jc w:val="center"/>
             </w:pPr>
             <w:r>
               <w:rPr>
@@ -3809,13 +3870,13 @@
         </w:tc>
         <w:tc>
           <w:tcPr>
-            <w:tcW w:w="0" w:type="auto"/>
+            <w:tcW w:w="4266" w:type="dxa"/>
             <w:vAlign w:val="center"/>
             <w:hideMark/>
           </w:tcPr>
           <w:p>
             <w:pPr>
-              <w:jc w:val="both"/>
+              <w:jc w:val="center"/>
             </w:pPr>
             <w:r>
               <w:t>Maintains insertion order.</w:t>
@@ -3824,13 +3885,13 @@
         </w:tc>
         <w:tc>
           <w:tcPr>
-            <w:tcW w:w="0" w:type="auto"/>
+            <w:tcW w:w="4750" w:type="dxa"/>
             <w:vAlign w:val="center"/>
             <w:hideMark/>
           </w:tcPr>
           <w:p>
             <w:pPr>
-              <w:jc w:val="both"/>
+              <w:jc w:val="center"/>
             </w:pPr>
             <w:r>
               <w:t>No guaranteed order (HashSet random; TreeSet sorted).</w:t>
@@ -3844,13 +3905,13 @@
         </w:trPr>
         <w:tc>
           <w:tcPr>
-            <w:tcW w:w="1560" w:type="dxa"/>
+            <w:tcW w:w="1581" w:type="dxa"/>
             <w:vAlign w:val="center"/>
             <w:hideMark/>
           </w:tcPr>
           <w:p>
             <w:pPr>
-              <w:jc w:val="both"/>
+              <w:jc w:val="center"/>
             </w:pPr>
             <w:r>
               <w:rPr>
@@ -3863,13 +3924,13 @@
         </w:tc>
         <w:tc>
           <w:tcPr>
-            <w:tcW w:w="0" w:type="auto"/>
+            <w:tcW w:w="4266" w:type="dxa"/>
             <w:vAlign w:val="center"/>
             <w:hideMark/>
           </w:tcPr>
           <w:p>
             <w:pPr>
-              <w:jc w:val="both"/>
+              <w:jc w:val="center"/>
             </w:pPr>
             <w:r>
               <w:t>Indexed access (get(0)), supports positional ops.</w:t>
@@ -3878,13 +3939,13 @@
         </w:tc>
         <w:tc>
           <w:tcPr>
-            <w:tcW w:w="0" w:type="auto"/>
+            <w:tcW w:w="4750" w:type="dxa"/>
             <w:vAlign w:val="center"/>
             <w:hideMark/>
           </w:tcPr>
           <w:p>
             <w:pPr>
-              <w:jc w:val="both"/>
+              <w:jc w:val="center"/>
             </w:pPr>
             <w:r>
               <w:t>No indexing; must iterate or use contains().</w:t>
@@ -3898,13 +3959,13 @@
         </w:trPr>
         <w:tc>
           <w:tcPr>
-            <w:tcW w:w="1560" w:type="dxa"/>
+            <w:tcW w:w="1581" w:type="dxa"/>
             <w:vAlign w:val="center"/>
             <w:hideMark/>
           </w:tcPr>
           <w:p>
             <w:pPr>
-              <w:jc w:val="both"/>
+              <w:jc w:val="center"/>
             </w:pPr>
             <w:r>
               <w:rPr>
@@ -3917,13 +3978,13 @@
         </w:tc>
         <w:tc>
           <w:tcPr>
-            <w:tcW w:w="0" w:type="auto"/>
+            <w:tcW w:w="4266" w:type="dxa"/>
             <w:vAlign w:val="center"/>
             <w:hideMark/>
           </w:tcPr>
           <w:p>
             <w:pPr>
-              <w:jc w:val="both"/>
+              <w:jc w:val="center"/>
             </w:pPr>
             <w:r>
               <w:t>O(1) for add/get in ArrayList; O(n) for LinkedList inserts.</w:t>
@@ -3932,13 +3993,13 @@
         </w:tc>
         <w:tc>
           <w:tcPr>
-            <w:tcW w:w="0" w:type="auto"/>
+            <w:tcW w:w="4750" w:type="dxa"/>
             <w:vAlign w:val="center"/>
             <w:hideMark/>
           </w:tcPr>
           <w:p>
             <w:pPr>
-              <w:jc w:val="both"/>
+              <w:jc w:val="center"/>
             </w:pPr>
             <w:r>
               <w:t>O(1) average for add/contains in HashSet; O(log n) in TreeSet.</w:t>
@@ -3952,13 +4013,13 @@
         </w:trPr>
         <w:tc>
           <w:tcPr>
-            <w:tcW w:w="1560" w:type="dxa"/>
+            <w:tcW w:w="1581" w:type="dxa"/>
             <w:vAlign w:val="center"/>
             <w:hideMark/>
           </w:tcPr>
           <w:p>
             <w:pPr>
-              <w:jc w:val="both"/>
+              <w:jc w:val="center"/>
             </w:pPr>
             <w:r>
               <w:rPr>
@@ -3971,13 +4032,13 @@
         </w:tc>
         <w:tc>
           <w:tcPr>
-            <w:tcW w:w="0" w:type="auto"/>
+            <w:tcW w:w="4266" w:type="dxa"/>
             <w:vAlign w:val="center"/>
             <w:hideMark/>
           </w:tcPr>
           <w:p>
             <w:pPr>
-              <w:jc w:val="both"/>
+              <w:jc w:val="center"/>
             </w:pPr>
             <w:r>
               <w:t>Can be empty or grow.</w:t>
@@ -3986,13 +4047,13 @@
         </w:tc>
         <w:tc>
           <w:tcPr>
-            <w:tcW w:w="0" w:type="auto"/>
+            <w:tcW w:w="4750" w:type="dxa"/>
             <w:vAlign w:val="center"/>
             <w:hideMark/>
           </w:tcPr>
           <w:p>
             <w:pPr>
-              <w:jc w:val="both"/>
+              <w:jc w:val="center"/>
             </w:pPr>
             <w:r>
               <w:t>Same, but uniqueness limits growth.</w:t>
@@ -4006,13 +4067,13 @@
         </w:trPr>
         <w:tc>
           <w:tcPr>
-            <w:tcW w:w="1560" w:type="dxa"/>
+            <w:tcW w:w="1581" w:type="dxa"/>
             <w:vAlign w:val="center"/>
             <w:hideMark/>
           </w:tcPr>
           <w:p>
             <w:pPr>
-              <w:jc w:val="both"/>
+              <w:jc w:val="center"/>
             </w:pPr>
             <w:r>
               <w:rPr>
@@ -4025,13 +4086,13 @@
         </w:tc>
         <w:tc>
           <w:tcPr>
-            <w:tcW w:w="0" w:type="auto"/>
+            <w:tcW w:w="4266" w:type="dxa"/>
             <w:vAlign w:val="center"/>
             <w:hideMark/>
           </w:tcPr>
           <w:p>
             <w:pPr>
-              <w:jc w:val="both"/>
+              <w:jc w:val="center"/>
             </w:pPr>
             <w:r>
               <w:t>Ordered lists like to-do tasks.</w:t>
@@ -4040,13 +4101,13 @@
         </w:tc>
         <w:tc>
           <w:tcPr>
-            <w:tcW w:w="0" w:type="auto"/>
+            <w:tcW w:w="4750" w:type="dxa"/>
             <w:vAlign w:val="center"/>
             <w:hideMark/>
           </w:tcPr>
           <w:p>
             <w:pPr>
-              <w:jc w:val="both"/>
+              <w:jc w:val="center"/>
             </w:pPr>
             <w:r>
               <w:t>Unique collections like email addresses.</w:t>
@@ -4196,7 +4257,7 @@
           </w:tcPr>
           <w:p>
             <w:pPr>
-              <w:jc w:val="both"/>
+              <w:jc w:val="center"/>
               <w:rPr>
                 <w:b/>
                 <w:bCs/>
@@ -4219,7 +4280,7 @@
           </w:tcPr>
           <w:p>
             <w:pPr>
-              <w:jc w:val="both"/>
+              <w:jc w:val="center"/>
               <w:rPr>
                 <w:b/>
                 <w:bCs/>
@@ -4242,7 +4303,7 @@
           </w:tcPr>
           <w:p>
             <w:pPr>
-              <w:jc w:val="both"/>
+              <w:jc w:val="center"/>
               <w:rPr>
                 <w:b/>
                 <w:bCs/>
@@ -4270,7 +4331,7 @@
           </w:tcPr>
           <w:p>
             <w:pPr>
-              <w:jc w:val="both"/>
+              <w:jc w:val="center"/>
               <w:rPr>
                 <w:color w:val="EE0000"/>
               </w:rPr>
@@ -4293,7 +4354,7 @@
           </w:tcPr>
           <w:p>
             <w:pPr>
-              <w:jc w:val="both"/>
+              <w:jc w:val="center"/>
               <w:rPr>
                 <w:color w:val="EE0000"/>
               </w:rPr>
@@ -4314,7 +4375,7 @@
           </w:tcPr>
           <w:p>
             <w:pPr>
-              <w:jc w:val="both"/>
+              <w:jc w:val="center"/>
               <w:rPr>
                 <w:color w:val="EE0000"/>
               </w:rPr>
@@ -4340,7 +4401,7 @@
           </w:tcPr>
           <w:p>
             <w:pPr>
-              <w:jc w:val="both"/>
+              <w:jc w:val="center"/>
             </w:pPr>
             <w:r>
               <w:rPr>
@@ -4359,7 +4420,7 @@
           </w:tcPr>
           <w:p>
             <w:pPr>
-              <w:jc w:val="both"/>
+              <w:jc w:val="center"/>
             </w:pPr>
             <w:r>
               <w:t>Not synchronized (use Collections.synchronizedMap() for multi-thread).</w:t>
@@ -4374,7 +4435,7 @@
           </w:tcPr>
           <w:p>
             <w:pPr>
-              <w:jc w:val="both"/>
+              <w:jc w:val="center"/>
             </w:pPr>
             <w:r>
               <w:t>Synchronized (thread-safe but slower).</w:t>
@@ -4394,7 +4455,7 @@
           </w:tcPr>
           <w:p>
             <w:pPr>
-              <w:jc w:val="both"/>
+              <w:jc w:val="center"/>
             </w:pPr>
             <w:r>
               <w:rPr>
@@ -4413,7 +4474,7 @@
           </w:tcPr>
           <w:p>
             <w:pPr>
-              <w:jc w:val="both"/>
+              <w:jc w:val="center"/>
             </w:pPr>
             <w:r>
               <w:t>Faster (no locking overhead).</w:t>
@@ -4428,7 +4489,7 @@
           </w:tcPr>
           <w:p>
             <w:pPr>
-              <w:jc w:val="both"/>
+              <w:jc w:val="center"/>
             </w:pPr>
             <w:r>
               <w:t>Slower due to synchronization on every method.</w:t>
@@ -4448,7 +4509,7 @@
           </w:tcPr>
           <w:p>
             <w:pPr>
-              <w:jc w:val="both"/>
+              <w:jc w:val="center"/>
             </w:pPr>
             <w:r>
               <w:rPr>
@@ -4467,7 +4528,7 @@
           </w:tcPr>
           <w:p>
             <w:pPr>
-              <w:jc w:val="both"/>
+              <w:jc w:val="center"/>
             </w:pPr>
             <w:r>
               <w:t>Implements Map; added in JDK 1.2.</w:t>
@@ -4482,7 +4543,7 @@
           </w:tcPr>
           <w:p>
             <w:pPr>
-              <w:jc w:val="both"/>
+              <w:jc w:val="center"/>
             </w:pPr>
             <w:r>
               <w:t>Implements Map and is a Vector subclass; legacy from JDK 1.0.</w:t>
@@ -4502,7 +4563,7 @@
           </w:tcPr>
           <w:p>
             <w:pPr>
-              <w:jc w:val="both"/>
+              <w:jc w:val="center"/>
               <w:rPr>
                 <w:color w:val="EE0000"/>
               </w:rPr>
@@ -4526,7 +4587,7 @@
           </w:tcPr>
           <w:p>
             <w:pPr>
-              <w:jc w:val="both"/>
+              <w:jc w:val="center"/>
               <w:rPr>
                 <w:color w:val="EE0000"/>
               </w:rPr>
@@ -4547,7 +4608,7 @@
           </w:tcPr>
           <w:p>
             <w:pPr>
-              <w:jc w:val="both"/>
+              <w:jc w:val="center"/>
               <w:rPr>
                 <w:color w:val="EE0000"/>
               </w:rPr>
@@ -4573,7 +4634,7 @@
           </w:tcPr>
           <w:p>
             <w:pPr>
-              <w:jc w:val="both"/>
+              <w:jc w:val="center"/>
             </w:pPr>
             <w:r>
               <w:rPr>
@@ -4592,7 +4653,7 @@
           </w:tcPr>
           <w:p>
             <w:pPr>
-              <w:jc w:val="both"/>
+              <w:jc w:val="center"/>
             </w:pPr>
             <w:r>
               <w:t>General-purpose, like caching user sessions.</w:t>
@@ -4607,7 +4668,7 @@
           </w:tcPr>
           <w:p>
             <w:pPr>
-              <w:jc w:val="both"/>
+              <w:jc w:val="center"/>
             </w:pPr>
             <w:r>
               <w:t>Multi-threaded legacy code, like old servers.</w:t>
@@ -4756,7 +4817,7 @@
           </w:tcPr>
           <w:p>
             <w:pPr>
-              <w:jc w:val="both"/>
+              <w:jc w:val="center"/>
               <w:rPr>
                 <w:b/>
                 <w:bCs/>
@@ -4779,7 +4840,7 @@
           </w:tcPr>
           <w:p>
             <w:pPr>
-              <w:jc w:val="both"/>
+              <w:jc w:val="center"/>
               <w:rPr>
                 <w:b/>
                 <w:bCs/>
@@ -4802,7 +4863,7 @@
           </w:tcPr>
           <w:p>
             <w:pPr>
-              <w:jc w:val="both"/>
+              <w:jc w:val="center"/>
               <w:rPr>
                 <w:b/>
                 <w:bCs/>
@@ -4825,7 +4886,7 @@
           </w:tcPr>
           <w:p>
             <w:pPr>
-              <w:jc w:val="both"/>
+              <w:jc w:val="center"/>
               <w:rPr>
                 <w:b/>
                 <w:bCs/>
@@ -4853,7 +4914,7 @@
           </w:tcPr>
           <w:p>
             <w:pPr>
-              <w:jc w:val="both"/>
+              <w:jc w:val="center"/>
               <w:rPr>
                 <w:color w:val="EE0000"/>
               </w:rPr>
@@ -4876,7 +4937,7 @@
           </w:tcPr>
           <w:p>
             <w:pPr>
-              <w:jc w:val="both"/>
+              <w:jc w:val="center"/>
               <w:rPr>
                 <w:color w:val="EE0000"/>
               </w:rPr>
@@ -4897,7 +4958,7 @@
           </w:tcPr>
           <w:p>
             <w:pPr>
-              <w:jc w:val="both"/>
+              <w:jc w:val="center"/>
               <w:rPr>
                 <w:color w:val="EE0000"/>
               </w:rPr>
@@ -4918,7 +4979,7 @@
           </w:tcPr>
           <w:p>
             <w:pPr>
-              <w:jc w:val="both"/>
+              <w:jc w:val="center"/>
               <w:rPr>
                 <w:color w:val="EE0000"/>
               </w:rPr>
@@ -4944,7 +5005,7 @@
           </w:tcPr>
           <w:p>
             <w:pPr>
-              <w:jc w:val="both"/>
+              <w:jc w:val="center"/>
             </w:pPr>
             <w:r>
               <w:rPr>
@@ -4963,7 +5024,7 @@
           </w:tcPr>
           <w:p>
             <w:pPr>
-              <w:jc w:val="both"/>
+              <w:jc w:val="center"/>
             </w:pPr>
             <w:r>
               <w:t>Can remove() during iteration.</w:t>
@@ -4978,7 +5039,7 @@
           </w:tcPr>
           <w:p>
             <w:pPr>
-              <w:jc w:val="both"/>
+              <w:jc w:val="center"/>
             </w:pPr>
             <w:r>
               <w:t>Can add(), remove(), set() during iteration.</w:t>
@@ -4993,7 +5054,7 @@
           </w:tcPr>
           <w:p>
             <w:pPr>
-              <w:jc w:val="both"/>
+              <w:jc w:val="center"/>
             </w:pPr>
             <w:r>
               <w:t>No modification; read-only.</w:t>
@@ -5013,7 +5074,7 @@
           </w:tcPr>
           <w:p>
             <w:pPr>
-              <w:jc w:val="both"/>
+              <w:jc w:val="center"/>
             </w:pPr>
             <w:r>
               <w:rPr>
@@ -5032,7 +5093,7 @@
           </w:tcPr>
           <w:p>
             <w:pPr>
-              <w:jc w:val="both"/>
+              <w:jc w:val="center"/>
             </w:pPr>
             <w:r>
               <w:t>Any Collection (e.g., List, Set).</w:t>
@@ -5047,7 +5108,7 @@
           </w:tcPr>
           <w:p>
             <w:pPr>
-              <w:jc w:val="both"/>
+              <w:jc w:val="center"/>
             </w:pPr>
             <w:r>
               <w:t>Only List implementations.</w:t>
@@ -5062,7 +5123,7 @@
           </w:tcPr>
           <w:p>
             <w:pPr>
-              <w:jc w:val="both"/>
+              <w:jc w:val="center"/>
             </w:pPr>
             <w:r>
               <w:t>Legacy: Vector, Stack, Hashtable.</w:t>
@@ -5082,7 +5143,7 @@
           </w:tcPr>
           <w:p>
             <w:pPr>
-              <w:jc w:val="both"/>
+              <w:jc w:val="center"/>
             </w:pPr>
             <w:r>
               <w:rPr>
@@ -5101,7 +5162,7 @@
           </w:tcPr>
           <w:p>
             <w:pPr>
-              <w:jc w:val="both"/>
+              <w:jc w:val="center"/>
             </w:pPr>
             <w:r>
               <w:t>Fail-fast (throws if concurrent change).</w:t>
@@ -5116,7 +5177,7 @@
           </w:tcPr>
           <w:p>
             <w:pPr>
-              <w:jc w:val="both"/>
+              <w:jc w:val="center"/>
             </w:pPr>
             <w:r>
               <w:t>Fail-fast.</w:t>
@@ -5131,7 +5192,7 @@
           </w:tcPr>
           <w:p>
             <w:pPr>
-              <w:jc w:val="both"/>
+              <w:jc w:val="center"/>
             </w:pPr>
             <w:r>
               <w:t>Fail-safe (no exception on changes).</w:t>
@@ -5151,7 +5212,7 @@
           </w:tcPr>
           <w:p>
             <w:pPr>
-              <w:jc w:val="both"/>
+              <w:jc w:val="center"/>
             </w:pPr>
             <w:r>
               <w:rPr>
@@ -5170,7 +5231,7 @@
           </w:tcPr>
           <w:p>
             <w:pPr>
-              <w:jc w:val="both"/>
+              <w:jc w:val="center"/>
             </w:pPr>
             <w:r>
               <w:t>Efficient for traversal.</w:t>
@@ -5185,7 +5246,7 @@
           </w:tcPr>
           <w:p>
             <w:pPr>
-              <w:jc w:val="both"/>
+              <w:jc w:val="center"/>
             </w:pPr>
             <w:r>
               <w:t>Slightly more overhead for extras.</w:t>
@@ -5200,7 +5261,7 @@
           </w:tcPr>
           <w:p>
             <w:pPr>
-              <w:jc w:val="both"/>
+              <w:jc w:val="center"/>
             </w:pPr>
             <w:r>
               <w:t>Similar to Iterator but outdated.</w:t>
@@ -5220,7 +5281,7 @@
           </w:tcPr>
           <w:p>
             <w:pPr>
-              <w:jc w:val="both"/>
+              <w:jc w:val="center"/>
             </w:pPr>
             <w:r>
               <w:rPr>
@@ -5239,7 +5300,7 @@
           </w:tcPr>
           <w:p>
             <w:pPr>
-              <w:jc w:val="both"/>
+              <w:jc w:val="center"/>
             </w:pPr>
             <w:r>
               <w:t>Simple loop over any collection.</w:t>
@@ -5254,7 +5315,7 @@
           </w:tcPr>
           <w:p>
             <w:pPr>
-              <w:jc w:val="both"/>
+              <w:jc w:val="center"/>
             </w:pPr>
             <w:r>
               <w:t>Need to edit or reverse in lists.</w:t>
@@ -5269,7 +5330,7 @@
           </w:tcPr>
           <w:p>
             <w:pPr>
-              <w:jc w:val="both"/>
+              <w:jc w:val="center"/>
             </w:pPr>
             <w:r>
               <w:t>Migrating old code.</w:t>
@@ -5432,7 +5493,7 @@
     </w:p>
     <w:p>
       <w:pPr>
-        <w:jc w:val="both"/>
+        <w:jc w:val="center"/>
         <w:rPr>
           <w:b/>
           <w:bCs/>
@@ -5662,7 +5723,7 @@
     </w:p>
     <w:p>
       <w:pPr>
-        <w:jc w:val="both"/>
+        <w:jc w:val="center"/>
         <w:rPr>
           <w:b/>
           <w:bCs/>
@@ -5845,7 +5906,7 @@
     </w:p>
     <w:p>
       <w:pPr>
-        <w:jc w:val="both"/>
+        <w:jc w:val="center"/>
         <w:rPr>
           <w:b/>
           <w:bCs/>
@@ -5864,8 +5925,22 @@
         <w:jc w:val="both"/>
       </w:pPr>
       <w:r>
-        <w:t>Wildcards (?) make generics more reusable when exact types don't matter, but you still want safety. They're like "any type" with optional bounds.</w:t>
-      </w:r>
+        <w:t xml:space="preserve">Wildcards (?) make generics more reusable </w:t>
+      </w:r>
+      <w:r>
+        <w:rPr>
+          <w:color w:val="EE0000"/>
+        </w:rPr>
+        <w:t>when exact types don't matter</w:t>
+      </w:r>
+      <w:r>
+        <w:t>, but you still want safety. They're like "any type" with optional bounds.</w:t>
+      </w:r>
+    </w:p>
+    <w:p>
+      <w:pPr>
+        <w:jc w:val="both"/>
+      </w:pPr>
     </w:p>
     <w:p>
       <w:pPr>
@@ -5888,68 +5963,65 @@
         <w:jc w:val="both"/>
       </w:pPr>
       <w:r>
-        <w:t>Matches any type—use when you don't care about the exact type, just need to read (but not add arbitrary items).</w:t>
-      </w:r>
-    </w:p>
-    <w:p>
-      <w:pPr>
-        <w:jc w:val="both"/>
-      </w:pPr>
-    </w:p>
-    <w:p>
-      <w:pPr>
-        <w:jc w:val="both"/>
-      </w:pPr>
-    </w:p>
-    <w:p>
-      <w:pPr>
-        <w:jc w:val="both"/>
-      </w:pPr>
-    </w:p>
-    <w:p>
-      <w:pPr>
-        <w:jc w:val="both"/>
-      </w:pPr>
-    </w:p>
-    <w:p>
-      <w:pPr>
-        <w:jc w:val="both"/>
-      </w:pPr>
-    </w:p>
-    <w:p>
-      <w:pPr>
-        <w:jc w:val="both"/>
-      </w:pPr>
-    </w:p>
-    <w:p>
-      <w:pPr>
-        <w:jc w:val="both"/>
-      </w:pPr>
-    </w:p>
-    <w:p>
-      <w:pPr>
-        <w:jc w:val="both"/>
-      </w:pPr>
-    </w:p>
-    <w:p>
-      <w:pPr>
-        <w:jc w:val="both"/>
-      </w:pPr>
-    </w:p>
-    <w:p>
-      <w:pPr>
-        <w:jc w:val="both"/>
-      </w:pPr>
-    </w:p>
-    <w:p>
-      <w:pPr>
-        <w:jc w:val="both"/>
-      </w:pPr>
-      <w:r>
-        <w:rPr>
-          <w:b/>
-          <w:bCs/>
-        </w:rPr>
+        <w:rPr>
+          <w:color w:val="EE0000"/>
+        </w:rPr>
+        <w:t>Matches any type</w:t>
+      </w:r>
+      <w:r>
+        <w:t>—use when you don't care about the exact type, just need to read (but not add arbitrary items).</w:t>
+      </w:r>
+    </w:p>
+    <w:p>
+      <w:pPr>
+        <w:jc w:val="both"/>
+      </w:pPr>
+    </w:p>
+    <w:p>
+      <w:pPr>
+        <w:jc w:val="both"/>
+      </w:pPr>
+    </w:p>
+    <w:p>
+      <w:pPr>
+        <w:jc w:val="both"/>
+      </w:pPr>
+    </w:p>
+    <w:p>
+      <w:pPr>
+        <w:jc w:val="both"/>
+      </w:pPr>
+    </w:p>
+    <w:p>
+      <w:pPr>
+        <w:jc w:val="both"/>
+      </w:pPr>
+    </w:p>
+    <w:p>
+      <w:pPr>
+        <w:jc w:val="both"/>
+      </w:pPr>
+    </w:p>
+    <w:p>
+      <w:pPr>
+        <w:jc w:val="both"/>
+      </w:pPr>
+    </w:p>
+    <w:p>
+      <w:pPr>
+        <w:jc w:val="both"/>
+      </w:pPr>
+    </w:p>
+    <w:p>
+      <w:pPr>
+        <w:jc w:val="both"/>
+      </w:pPr>
+      <w:r>
+        <w:rPr>
+          <w:b/>
+          <w:bCs/>
+        </w:rPr>
+        <w:lastRenderedPageBreak/>
         <w:t>Example: Print Any List</w:t>
       </w:r>
     </w:p>
@@ -6168,6 +6240,11 @@
       <w:pPr>
         <w:jc w:val="both"/>
       </w:pPr>
+    </w:p>
+    <w:p>
+      <w:pPr>
+        <w:jc w:val="both"/>
+      </w:pPr>
       <w:r>
         <w:rPr>
           <w:b/>
@@ -6276,22 +6353,26 @@
     </w:p>
     <w:p>
       <w:pPr>
-        <w:jc w:val="both"/>
-        <w:rPr>
-          <w:b/>
-          <w:bCs/>
-        </w:rPr>
-      </w:pPr>
-      <w:r>
-        <w:rPr>
-          <w:b/>
-          <w:bCs/>
+        <w:jc w:val="center"/>
+        <w:rPr>
+          <w:b/>
+          <w:bCs/>
+          <w:color w:val="EE0000"/>
+        </w:rPr>
+      </w:pPr>
+      <w:r>
+        <w:rPr>
+          <w:b/>
+          <w:bCs/>
+          <w:color w:val="EE0000"/>
         </w:rPr>
         <w:t>Quick Comparison Table</w:t>
       </w:r>
     </w:p>
     <w:tbl>
       <w:tblPr>
+        <w:tblpPr w:leftFromText="180" w:rightFromText="180" w:vertAnchor="text" w:tblpY="1"/>
+        <w:tblOverlap w:val="never"/>
         <w:tblW w:w="0" w:type="auto"/>
         <w:tblCellSpacing w:w="15" w:type="dxa"/>
         <w:tblBorders>
@@ -6311,11 +6392,11 @@
         <w:tblLook w:val="04A0" w:firstRow="1" w:lastRow="0" w:firstColumn="1" w:lastColumn="0" w:noHBand="0" w:noVBand="1"/>
       </w:tblPr>
       <w:tblGrid>
-        <w:gridCol w:w="1551"/>
-        <w:gridCol w:w="2176"/>
-        <w:gridCol w:w="1655"/>
-        <w:gridCol w:w="2049"/>
-        <w:gridCol w:w="2287"/>
+        <w:gridCol w:w="1652"/>
+        <w:gridCol w:w="2292"/>
+        <w:gridCol w:w="1771"/>
+        <w:gridCol w:w="2165"/>
+        <w:gridCol w:w="2388"/>
       </w:tblGrid>
       <w:tr>
         <w:trPr>
@@ -6324,13 +6405,13 @@
         </w:trPr>
         <w:tc>
           <w:tcPr>
-            <w:tcW w:w="0" w:type="auto"/>
+            <w:tcW w:w="1607" w:type="dxa"/>
             <w:vAlign w:val="center"/>
             <w:hideMark/>
           </w:tcPr>
           <w:p>
             <w:pPr>
-              <w:jc w:val="both"/>
+              <w:jc w:val="center"/>
               <w:rPr>
                 <w:b/>
                 <w:bCs/>
@@ -6347,13 +6428,13 @@
         </w:tc>
         <w:tc>
           <w:tcPr>
-            <w:tcW w:w="0" w:type="auto"/>
+            <w:tcW w:w="2262" w:type="dxa"/>
             <w:vAlign w:val="center"/>
             <w:hideMark/>
           </w:tcPr>
           <w:p>
             <w:pPr>
-              <w:jc w:val="both"/>
+              <w:jc w:val="center"/>
               <w:rPr>
                 <w:b/>
                 <w:bCs/>
@@ -6370,13 +6451,13 @@
         </w:tc>
         <w:tc>
           <w:tcPr>
-            <w:tcW w:w="0" w:type="auto"/>
+            <w:tcW w:w="1741" w:type="dxa"/>
             <w:vAlign w:val="center"/>
             <w:hideMark/>
           </w:tcPr>
           <w:p>
             <w:pPr>
-              <w:jc w:val="both"/>
+              <w:jc w:val="center"/>
               <w:rPr>
                 <w:b/>
                 <w:bCs/>
@@ -6393,13 +6474,13 @@
         </w:tc>
         <w:tc>
           <w:tcPr>
-            <w:tcW w:w="0" w:type="auto"/>
+            <w:tcW w:w="2135" w:type="dxa"/>
             <w:vAlign w:val="center"/>
             <w:hideMark/>
           </w:tcPr>
           <w:p>
             <w:pPr>
-              <w:jc w:val="both"/>
+              <w:jc w:val="center"/>
               <w:rPr>
                 <w:b/>
                 <w:bCs/>
@@ -6416,13 +6497,13 @@
         </w:tc>
         <w:tc>
           <w:tcPr>
-            <w:tcW w:w="0" w:type="auto"/>
+            <w:tcW w:w="2343" w:type="dxa"/>
             <w:vAlign w:val="center"/>
             <w:hideMark/>
           </w:tcPr>
           <w:p>
             <w:pPr>
-              <w:jc w:val="both"/>
+              <w:jc w:val="center"/>
               <w:rPr>
                 <w:b/>
                 <w:bCs/>
@@ -6444,13 +6525,13 @@
         </w:trPr>
         <w:tc>
           <w:tcPr>
-            <w:tcW w:w="0" w:type="auto"/>
+            <w:tcW w:w="1607" w:type="dxa"/>
             <w:vAlign w:val="center"/>
             <w:hideMark/>
           </w:tcPr>
           <w:p>
             <w:pPr>
-              <w:jc w:val="both"/>
+              <w:jc w:val="center"/>
             </w:pPr>
             <w:r>
               <w:t>&lt;T&gt;</w:t>
@@ -6459,13 +6540,13 @@
         </w:tc>
         <w:tc>
           <w:tcPr>
-            <w:tcW w:w="0" w:type="auto"/>
+            <w:tcW w:w="2262" w:type="dxa"/>
             <w:vAlign w:val="center"/>
             <w:hideMark/>
           </w:tcPr>
           <w:p>
             <w:pPr>
-              <w:jc w:val="both"/>
+              <w:jc w:val="center"/>
             </w:pPr>
             <w:r>
               <w:t>Exact type</w:t>
@@ -6474,13 +6555,13 @@
         </w:tc>
         <w:tc>
           <w:tcPr>
-            <w:tcW w:w="0" w:type="auto"/>
+            <w:tcW w:w="1741" w:type="dxa"/>
             <w:vAlign w:val="center"/>
             <w:hideMark/>
           </w:tcPr>
           <w:p>
             <w:pPr>
-              <w:jc w:val="both"/>
+              <w:jc w:val="center"/>
             </w:pPr>
             <w:r>
               <w:t>Yes</w:t>
@@ -6489,13 +6570,13 @@
         </w:tc>
         <w:tc>
           <w:tcPr>
-            <w:tcW w:w="0" w:type="auto"/>
+            <w:tcW w:w="2135" w:type="dxa"/>
             <w:vAlign w:val="center"/>
             <w:hideMark/>
           </w:tcPr>
           <w:p>
             <w:pPr>
-              <w:jc w:val="both"/>
+              <w:jc w:val="center"/>
             </w:pPr>
             <w:r>
               <w:t>Yes</w:t>
@@ -6504,13 +6585,13 @@
         </w:tc>
         <w:tc>
           <w:tcPr>
-            <w:tcW w:w="0" w:type="auto"/>
+            <w:tcW w:w="2343" w:type="dxa"/>
             <w:vAlign w:val="center"/>
             <w:hideMark/>
           </w:tcPr>
           <w:p>
             <w:pPr>
-              <w:jc w:val="both"/>
+              <w:jc w:val="center"/>
             </w:pPr>
             <w:r>
               <w:t>&lt;String&gt;</w:t>
@@ -6524,13 +6605,13 @@
         </w:trPr>
         <w:tc>
           <w:tcPr>
-            <w:tcW w:w="0" w:type="auto"/>
+            <w:tcW w:w="1607" w:type="dxa"/>
             <w:vAlign w:val="center"/>
             <w:hideMark/>
           </w:tcPr>
           <w:p>
             <w:pPr>
-              <w:jc w:val="both"/>
+              <w:jc w:val="center"/>
             </w:pPr>
             <w:r>
               <w:t>&lt;?&gt;</w:t>
@@ -6539,13 +6620,13 @@
         </w:tc>
         <w:tc>
           <w:tcPr>
-            <w:tcW w:w="0" w:type="auto"/>
+            <w:tcW w:w="2262" w:type="dxa"/>
             <w:vAlign w:val="center"/>
             <w:hideMark/>
           </w:tcPr>
           <w:p>
             <w:pPr>
-              <w:jc w:val="both"/>
+              <w:jc w:val="center"/>
             </w:pPr>
             <w:r>
               <w:t>Any type, read-only</w:t>
@@ -6554,13 +6635,13 @@
         </w:tc>
         <w:tc>
           <w:tcPr>
-            <w:tcW w:w="0" w:type="auto"/>
+            <w:tcW w:w="1741" w:type="dxa"/>
             <w:vAlign w:val="center"/>
             <w:hideMark/>
           </w:tcPr>
           <w:p>
             <w:pPr>
-              <w:jc w:val="both"/>
+              <w:jc w:val="center"/>
             </w:pPr>
             <w:r>
               <w:t>Yes (as Object)</w:t>
@@ -6569,13 +6650,13 @@
         </w:tc>
         <w:tc>
           <w:tcPr>
-            <w:tcW w:w="0" w:type="auto"/>
+            <w:tcW w:w="2135" w:type="dxa"/>
             <w:vAlign w:val="center"/>
             <w:hideMark/>
           </w:tcPr>
           <w:p>
             <w:pPr>
-              <w:jc w:val="both"/>
+              <w:jc w:val="center"/>
             </w:pPr>
             <w:r>
               <w:t>No</w:t>
@@ -6584,13 +6665,13 @@
         </w:tc>
         <w:tc>
           <w:tcPr>
-            <w:tcW w:w="0" w:type="auto"/>
+            <w:tcW w:w="2343" w:type="dxa"/>
             <w:vAlign w:val="center"/>
             <w:hideMark/>
           </w:tcPr>
           <w:p>
             <w:pPr>
-              <w:jc w:val="both"/>
+              <w:jc w:val="center"/>
             </w:pPr>
             <w:r>
               <w:t>N/A</w:t>
@@ -6604,13 +6685,13 @@
         </w:trPr>
         <w:tc>
           <w:tcPr>
-            <w:tcW w:w="0" w:type="auto"/>
+            <w:tcW w:w="1607" w:type="dxa"/>
             <w:vAlign w:val="center"/>
             <w:hideMark/>
           </w:tcPr>
           <w:p>
             <w:pPr>
-              <w:jc w:val="both"/>
+              <w:jc w:val="center"/>
             </w:pPr>
             <w:r>
               <w:t>&lt;? extends T&gt;</w:t>
@@ -6619,13 +6700,13 @@
         </w:tc>
         <w:tc>
           <w:tcPr>
-            <w:tcW w:w="0" w:type="auto"/>
+            <w:tcW w:w="2262" w:type="dxa"/>
             <w:vAlign w:val="center"/>
             <w:hideMark/>
           </w:tcPr>
           <w:p>
             <w:pPr>
-              <w:jc w:val="both"/>
+              <w:jc w:val="center"/>
             </w:pPr>
             <w:r>
               <w:t>Read from subtypes</w:t>
@@ -6634,13 +6715,13 @@
         </w:tc>
         <w:tc>
           <w:tcPr>
-            <w:tcW w:w="0" w:type="auto"/>
+            <w:tcW w:w="1741" w:type="dxa"/>
             <w:vAlign w:val="center"/>
             <w:hideMark/>
           </w:tcPr>
           <w:p>
             <w:pPr>
-              <w:jc w:val="both"/>
+              <w:jc w:val="center"/>
             </w:pPr>
             <w:r>
               <w:t>Yes (as T)</w:t>
@@ -6649,13 +6730,13 @@
         </w:tc>
         <w:tc>
           <w:tcPr>
-            <w:tcW w:w="0" w:type="auto"/>
+            <w:tcW w:w="2135" w:type="dxa"/>
             <w:vAlign w:val="center"/>
             <w:hideMark/>
           </w:tcPr>
           <w:p>
             <w:pPr>
-              <w:jc w:val="both"/>
+              <w:jc w:val="center"/>
             </w:pPr>
             <w:r>
               <w:t>No</w:t>
@@ -6664,13 +6745,13 @@
         </w:tc>
         <w:tc>
           <w:tcPr>
-            <w:tcW w:w="0" w:type="auto"/>
+            <w:tcW w:w="2343" w:type="dxa"/>
             <w:vAlign w:val="center"/>
             <w:hideMark/>
           </w:tcPr>
           <w:p>
             <w:pPr>
-              <w:jc w:val="both"/>
+              <w:jc w:val="center"/>
             </w:pPr>
             <w:r>
               <w:t>&lt;? extends Number&gt;</w:t>
@@ -6684,13 +6765,13 @@
         </w:trPr>
         <w:tc>
           <w:tcPr>
-            <w:tcW w:w="0" w:type="auto"/>
+            <w:tcW w:w="1607" w:type="dxa"/>
             <w:vAlign w:val="center"/>
             <w:hideMark/>
           </w:tcPr>
           <w:p>
             <w:pPr>
-              <w:jc w:val="both"/>
+              <w:jc w:val="center"/>
             </w:pPr>
             <w:r>
               <w:t>&lt;? super T&gt;</w:t>
@@ -6699,13 +6780,13 @@
         </w:tc>
         <w:tc>
           <w:tcPr>
-            <w:tcW w:w="0" w:type="auto"/>
+            <w:tcW w:w="2262" w:type="dxa"/>
             <w:vAlign w:val="center"/>
             <w:hideMark/>
           </w:tcPr>
           <w:p>
             <w:pPr>
-              <w:jc w:val="both"/>
+              <w:jc w:val="center"/>
             </w:pPr>
             <w:r>
               <w:t>Write to supertypes</w:t>
@@ -6714,13 +6795,13 @@
         </w:tc>
         <w:tc>
           <w:tcPr>
-            <w:tcW w:w="0" w:type="auto"/>
+            <w:tcW w:w="1741" w:type="dxa"/>
             <w:vAlign w:val="center"/>
             <w:hideMark/>
           </w:tcPr>
           <w:p>
             <w:pPr>
-              <w:jc w:val="both"/>
+              <w:jc w:val="center"/>
             </w:pPr>
             <w:r>
               <w:t>No (as Object)</w:t>
@@ -6729,13 +6810,13 @@
         </w:tc>
         <w:tc>
           <w:tcPr>
-            <w:tcW w:w="0" w:type="auto"/>
+            <w:tcW w:w="2135" w:type="dxa"/>
             <w:vAlign w:val="center"/>
             <w:hideMark/>
           </w:tcPr>
           <w:p>
             <w:pPr>
-              <w:jc w:val="both"/>
+              <w:jc w:val="center"/>
             </w:pPr>
             <w:r>
               <w:t>Yes (T or subtypes)</w:t>
@@ -6744,13 +6825,13 @@
         </w:tc>
         <w:tc>
           <w:tcPr>
-            <w:tcW w:w="0" w:type="auto"/>
+            <w:tcW w:w="2343" w:type="dxa"/>
             <w:vAlign w:val="center"/>
             <w:hideMark/>
           </w:tcPr>
           <w:p>
             <w:pPr>
-              <w:jc w:val="both"/>
+              <w:jc w:val="center"/>
             </w:pPr>
             <w:r>
               <w:t>&lt;? super Dog&gt;</w:t>
@@ -6770,7 +6851,7 @@
     </w:p>
     <w:p>
       <w:pPr>
-        <w:jc w:val="both"/>
+        <w:jc w:val="center"/>
         <w:rPr>
           <w:b/>
           <w:bCs/>
@@ -6822,7 +6903,7 @@
           </w:tcPr>
           <w:p>
             <w:pPr>
-              <w:jc w:val="both"/>
+              <w:jc w:val="center"/>
             </w:pPr>
             <w:r>
               <w:t>Feature</w:t>
@@ -6837,7 +6918,7 @@
           </w:tcPr>
           <w:p>
             <w:pPr>
-              <w:jc w:val="both"/>
+              <w:jc w:val="center"/>
             </w:pPr>
             <w:r>
               <w:t>T (Type Parameter)</w:t>
@@ -6852,7 +6933,7 @@
           </w:tcPr>
           <w:p>
             <w:pPr>
-              <w:jc w:val="both"/>
+              <w:jc w:val="center"/>
             </w:pPr>
             <w:r>
               <w:t>? (Wildcard)</w:t>
@@ -6872,7 +6953,7 @@
           </w:tcPr>
           <w:p>
             <w:pPr>
-              <w:jc w:val="both"/>
+              <w:jc w:val="center"/>
             </w:pPr>
             <w:r>
               <w:t>Definition</w:t>
@@ -6887,7 +6968,7 @@
           </w:tcPr>
           <w:p>
             <w:pPr>
-              <w:jc w:val="both"/>
+              <w:jc w:val="center"/>
             </w:pPr>
             <w:r>
               <w:t>Declares a generic type (used when defining a class, method, or interface).</w:t>
@@ -6902,7 +6983,7 @@
           </w:tcPr>
           <w:p>
             <w:pPr>
-              <w:jc w:val="both"/>
+              <w:jc w:val="center"/>
             </w:pPr>
             <w:r>
               <w:t>Represents an unknown type (used when consuming an already generic type).</w:t>
@@ -6922,9 +7003,15 @@
           </w:tcPr>
           <w:p>
             <w:pPr>
-              <w:jc w:val="both"/>
+              <w:jc w:val="center"/>
+              <w:rPr>
+                <w:color w:val="EE0000"/>
+              </w:rPr>
             </w:pPr>
             <w:r>
+              <w:rPr>
+                <w:color w:val="EE0000"/>
+              </w:rPr>
               <w:t>Used In</w:t>
             </w:r>
           </w:p>
@@ -6937,9 +7024,15 @@
           </w:tcPr>
           <w:p>
             <w:pPr>
-              <w:jc w:val="both"/>
+              <w:jc w:val="center"/>
+              <w:rPr>
+                <w:color w:val="EE0000"/>
+              </w:rPr>
             </w:pPr>
             <w:r>
+              <w:rPr>
+                <w:color w:val="EE0000"/>
+              </w:rPr>
               <w:t>Class or method declaration</w:t>
             </w:r>
           </w:p>
@@ -6952,9 +7045,15 @@
           </w:tcPr>
           <w:p>
             <w:pPr>
-              <w:jc w:val="both"/>
+              <w:jc w:val="center"/>
+              <w:rPr>
+                <w:color w:val="EE0000"/>
+              </w:rPr>
             </w:pPr>
             <w:r>
+              <w:rPr>
+                <w:color w:val="EE0000"/>
+              </w:rPr>
               <w:t>Method parameters or variable types</w:t>
             </w:r>
           </w:p>
@@ -6972,7 +7071,7 @@
           </w:tcPr>
           <w:p>
             <w:pPr>
-              <w:jc w:val="both"/>
+              <w:jc w:val="center"/>
             </w:pPr>
             <w:r>
               <w:t>Can you set/add elements?</w:t>
@@ -6987,7 +7086,7 @@
           </w:tcPr>
           <w:p>
             <w:pPr>
-              <w:jc w:val="both"/>
+              <w:jc w:val="center"/>
             </w:pPr>
             <w:r>
               <w:rPr>
@@ -7008,7 +7107,7 @@
           </w:tcPr>
           <w:p>
             <w:pPr>
-              <w:jc w:val="both"/>
+              <w:jc w:val="center"/>
             </w:pPr>
             <w:r>
               <w:rPr>
@@ -7034,7 +7133,7 @@
           </w:tcPr>
           <w:p>
             <w:pPr>
-              <w:jc w:val="both"/>
+              <w:jc w:val="center"/>
             </w:pPr>
             <w:r>
               <w:t>Can you get/read elements?</w:t>
@@ -7049,7 +7148,7 @@
           </w:tcPr>
           <w:p>
             <w:pPr>
-              <w:jc w:val="both"/>
+              <w:jc w:val="center"/>
             </w:pPr>
             <w:r>
               <w:rPr>
@@ -7070,7 +7169,7 @@
           </w:tcPr>
           <w:p>
             <w:pPr>
-              <w:jc w:val="both"/>
+              <w:jc w:val="center"/>
             </w:pPr>
             <w:r>
               <w:rPr>
@@ -7096,7 +7195,7 @@
           </w:tcPr>
           <w:p>
             <w:pPr>
-              <w:jc w:val="both"/>
+              <w:jc w:val="center"/>
             </w:pPr>
             <w:r>
               <w:t>Example (Declaration)</w:t>
@@ -7111,7 +7210,7 @@
           </w:tcPr>
           <w:p>
             <w:pPr>
-              <w:jc w:val="both"/>
+              <w:jc w:val="center"/>
             </w:pPr>
             <w:r>
               <w:t>class Box&lt;T&gt; { void add(T item) {} }</w:t>
@@ -7126,7 +7225,7 @@
           </w:tcPr>
           <w:p>
             <w:pPr>
-              <w:jc w:val="both"/>
+              <w:jc w:val="center"/>
             </w:pPr>
             <w:r>
               <w:t>void print(Box&lt;?&gt; box)</w:t>
@@ -7146,7 +7245,7 @@
           </w:tcPr>
           <w:p>
             <w:pPr>
-              <w:jc w:val="both"/>
+              <w:jc w:val="center"/>
             </w:pPr>
             <w:r>
               <w:t>Purpose</w:t>
@@ -7161,7 +7260,7 @@
           </w:tcPr>
           <w:p>
             <w:pPr>
-              <w:jc w:val="both"/>
+              <w:jc w:val="center"/>
             </w:pPr>
             <w:r>
               <w:t>Define a new generic structure</w:t>
@@ -7176,7 +7275,7 @@
           </w:tcPr>
           <w:p>
             <w:pPr>
-              <w:jc w:val="both"/>
+              <w:jc w:val="center"/>
             </w:pPr>
             <w:r>
               <w:t>Work flexibly with any generic type</w:t>
@@ -7260,7 +7359,7 @@
     </w:p>
     <w:p>
       <w:pPr>
-        <w:jc w:val="both"/>
+        <w:jc w:val="center"/>
         <w:rPr>
           <w:b/>
           <w:bCs/>
@@ -7445,10 +7544,11 @@
     </w:p>
     <w:p>
       <w:pPr>
-        <w:jc w:val="both"/>
-        <w:rPr>
-          <w:b/>
-          <w:bCs/>
+        <w:jc w:val="center"/>
+        <w:rPr>
+          <w:b/>
+          <w:bCs/>
+          <w:color w:val="EE0000"/>
         </w:rPr>
       </w:pPr>
       <w:r>
@@ -7457,7 +7557,15 @@
           <w:bCs/>
         </w:rPr>
         <w:lastRenderedPageBreak/>
-        <w:t>Comparator: Custom Ordering Outside the Class</w:t>
+        <w:t xml:space="preserve">Comparator: Custom Ordering </w:t>
+      </w:r>
+      <w:r>
+        <w:rPr>
+          <w:b/>
+          <w:bCs/>
+          <w:color w:val="EE0000"/>
+        </w:rPr>
+        <w:t>Outside the Class</w:t>
       </w:r>
     </w:p>
     <w:p>
@@ -7467,6 +7575,9 @@
           <w:numId w:val="39"/>
         </w:numPr>
         <w:jc w:val="both"/>
+        <w:rPr>
+          <w:color w:val="EE0000"/>
+        </w:rPr>
       </w:pPr>
       <w:r>
         <w:rPr>
@@ -7476,7 +7587,13 @@
         <w:t>What it is</w:t>
       </w:r>
       <w:r>
-        <w:t>: A separate class implements Comparator&lt;T&gt;. It has compare(T o1, T o2) method for specific sorting rules.</w:t>
+        <w:t xml:space="preserve">: </w:t>
+      </w:r>
+      <w:r>
+        <w:rPr>
+          <w:color w:val="EE0000"/>
+        </w:rPr>
+        <w:t>A separate class implements Comparator&lt;T&gt;. It has compare(T o1, T o2) method for specific sorting rules.</w:t>
       </w:r>
     </w:p>
     <w:p>
@@ -7505,6 +7622,9 @@
           <w:numId w:val="39"/>
         </w:numPr>
         <w:jc w:val="both"/>
+        <w:rPr>
+          <w:color w:val="EE0000"/>
+        </w:rPr>
       </w:pPr>
       <w:r>
         <w:rPr>
@@ -7514,7 +7634,13 @@
         <w:t>Pros</w:t>
       </w:r>
       <w:r>
-        <w:t>: Keeps class clean; easy to create multiple comparators (e.g., sort by age, then by name); works with anonymous classes or lambdas.</w:t>
+        <w:t xml:space="preserve">: Keeps class clean; easy to create multiple comparators (e.g., sort by age, then by name); </w:t>
+      </w:r>
+      <w:r>
+        <w:rPr>
+          <w:color w:val="EE0000"/>
+        </w:rPr>
+        <w:t>works with anonymous classes or lambdas.</w:t>
       </w:r>
     </w:p>
     <w:p>
@@ -7626,7 +7752,7 @@
     </w:p>
     <w:p>
       <w:pPr>
-        <w:jc w:val="both"/>
+        <w:jc w:val="center"/>
         <w:rPr>
           <w:b/>
           <w:bCs/>
@@ -7661,9 +7787,9 @@
         <w:tblLook w:val="04A0" w:firstRow="1" w:lastRow="0" w:firstColumn="1" w:lastColumn="0" w:noHBand="0" w:noVBand="1"/>
       </w:tblPr>
       <w:tblGrid>
-        <w:gridCol w:w="1316"/>
-        <w:gridCol w:w="3820"/>
-        <w:gridCol w:w="3990"/>
+        <w:gridCol w:w="1417"/>
+        <w:gridCol w:w="3935"/>
+        <w:gridCol w:w="4091"/>
       </w:tblGrid>
       <w:tr>
         <w:trPr>
@@ -7672,13 +7798,13 @@
         </w:trPr>
         <w:tc>
           <w:tcPr>
-            <w:tcW w:w="0" w:type="auto"/>
+            <w:tcW w:w="1372" w:type="dxa"/>
             <w:vAlign w:val="center"/>
             <w:hideMark/>
           </w:tcPr>
           <w:p>
             <w:pPr>
-              <w:jc w:val="both"/>
+              <w:jc w:val="center"/>
               <w:rPr>
                 <w:b/>
                 <w:bCs/>
@@ -7695,13 +7821,13 @@
         </w:tc>
         <w:tc>
           <w:tcPr>
-            <w:tcW w:w="0" w:type="auto"/>
+            <w:tcW w:w="3905" w:type="dxa"/>
             <w:vAlign w:val="center"/>
             <w:hideMark/>
           </w:tcPr>
           <w:p>
             <w:pPr>
-              <w:jc w:val="both"/>
+              <w:jc w:val="center"/>
               <w:rPr>
                 <w:b/>
                 <w:bCs/>
@@ -7718,13 +7844,13 @@
         </w:tc>
         <w:tc>
           <w:tcPr>
-            <w:tcW w:w="0" w:type="auto"/>
+            <w:tcW w:w="4046" w:type="dxa"/>
             <w:vAlign w:val="center"/>
             <w:hideMark/>
           </w:tcPr>
           <w:p>
             <w:pPr>
-              <w:jc w:val="both"/>
+              <w:jc w:val="center"/>
               <w:rPr>
                 <w:b/>
                 <w:bCs/>
@@ -7746,18 +7872,22 @@
         </w:trPr>
         <w:tc>
           <w:tcPr>
-            <w:tcW w:w="0" w:type="auto"/>
+            <w:tcW w:w="1372" w:type="dxa"/>
             <w:vAlign w:val="center"/>
             <w:hideMark/>
           </w:tcPr>
           <w:p>
             <w:pPr>
-              <w:jc w:val="both"/>
+              <w:jc w:val="center"/>
+              <w:rPr>
+                <w:color w:val="EE0000"/>
+              </w:rPr>
             </w:pPr>
             <w:r>
               <w:rPr>
                 <w:b/>
                 <w:bCs/>
+                <w:color w:val="EE0000"/>
               </w:rPr>
               <w:t>Interface</w:t>
             </w:r>
@@ -7765,30 +7895,42 @@
         </w:tc>
         <w:tc>
           <w:tcPr>
-            <w:tcW w:w="0" w:type="auto"/>
+            <w:tcW w:w="3905" w:type="dxa"/>
             <w:vAlign w:val="center"/>
             <w:hideMark/>
           </w:tcPr>
           <w:p>
             <w:pPr>
-              <w:jc w:val="both"/>
+              <w:jc w:val="center"/>
+              <w:rPr>
+                <w:color w:val="EE0000"/>
+              </w:rPr>
             </w:pPr>
             <w:r>
+              <w:rPr>
+                <w:color w:val="EE0000"/>
+              </w:rPr>
               <w:t>compareTo(T other) in the class</w:t>
             </w:r>
           </w:p>
         </w:tc>
         <w:tc>
           <w:tcPr>
-            <w:tcW w:w="0" w:type="auto"/>
+            <w:tcW w:w="4046" w:type="dxa"/>
             <w:vAlign w:val="center"/>
             <w:hideMark/>
           </w:tcPr>
           <w:p>
             <w:pPr>
-              <w:jc w:val="both"/>
+              <w:jc w:val="center"/>
+              <w:rPr>
+                <w:color w:val="EE0000"/>
+              </w:rPr>
             </w:pPr>
             <w:r>
+              <w:rPr>
+                <w:color w:val="EE0000"/>
+              </w:rPr>
               <w:t>compare(T o1, T o2) in separate class</w:t>
             </w:r>
           </w:p>
@@ -7800,18 +7942,22 @@
         </w:trPr>
         <w:tc>
           <w:tcPr>
-            <w:tcW w:w="0" w:type="auto"/>
+            <w:tcW w:w="1372" w:type="dxa"/>
             <w:vAlign w:val="center"/>
             <w:hideMark/>
           </w:tcPr>
           <w:p>
             <w:pPr>
-              <w:jc w:val="both"/>
+              <w:jc w:val="center"/>
+              <w:rPr>
+                <w:color w:val="EE0000"/>
+              </w:rPr>
             </w:pPr>
             <w:r>
               <w:rPr>
                 <w:b/>
                 <w:bCs/>
+                <w:color w:val="EE0000"/>
               </w:rPr>
               <w:t>Location</w:t>
             </w:r>
@@ -7819,30 +7965,42 @@
         </w:tc>
         <w:tc>
           <w:tcPr>
-            <w:tcW w:w="0" w:type="auto"/>
+            <w:tcW w:w="3905" w:type="dxa"/>
             <w:vAlign w:val="center"/>
             <w:hideMark/>
           </w:tcPr>
           <w:p>
             <w:pPr>
-              <w:jc w:val="both"/>
+              <w:jc w:val="center"/>
+              <w:rPr>
+                <w:color w:val="EE0000"/>
+              </w:rPr>
             </w:pPr>
             <w:r>
+              <w:rPr>
+                <w:color w:val="EE0000"/>
+              </w:rPr>
               <w:t>Inside the sortable class</w:t>
             </w:r>
           </w:p>
         </w:tc>
         <w:tc>
           <w:tcPr>
-            <w:tcW w:w="0" w:type="auto"/>
+            <w:tcW w:w="4046" w:type="dxa"/>
             <w:vAlign w:val="center"/>
             <w:hideMark/>
           </w:tcPr>
           <w:p>
             <w:pPr>
-              <w:jc w:val="both"/>
+              <w:jc w:val="center"/>
+              <w:rPr>
+                <w:color w:val="EE0000"/>
+              </w:rPr>
             </w:pPr>
             <w:r>
+              <w:rPr>
+                <w:color w:val="EE0000"/>
+              </w:rPr>
               <w:t>Outside (e.g., anonymous/lambda)</w:t>
             </w:r>
           </w:p>
@@ -7854,13 +8012,13 @@
         </w:trPr>
         <w:tc>
           <w:tcPr>
-            <w:tcW w:w="0" w:type="auto"/>
+            <w:tcW w:w="1372" w:type="dxa"/>
             <w:vAlign w:val="center"/>
             <w:hideMark/>
           </w:tcPr>
           <w:p>
             <w:pPr>
-              <w:jc w:val="both"/>
+              <w:jc w:val="center"/>
             </w:pPr>
             <w:r>
               <w:rPr>
@@ -7873,13 +8031,13 @@
         </w:tc>
         <w:tc>
           <w:tcPr>
-            <w:tcW w:w="0" w:type="auto"/>
+            <w:tcW w:w="3905" w:type="dxa"/>
             <w:vAlign w:val="center"/>
             <w:hideMark/>
           </w:tcPr>
           <w:p>
             <w:pPr>
-              <w:jc w:val="both"/>
+              <w:jc w:val="center"/>
             </w:pPr>
             <w:r>
               <w:t>One fixed order per class</w:t>
@@ -7888,13 +8046,13 @@
         </w:tc>
         <w:tc>
           <w:tcPr>
-            <w:tcW w:w="0" w:type="auto"/>
+            <w:tcW w:w="4046" w:type="dxa"/>
             <w:vAlign w:val="center"/>
             <w:hideMark/>
           </w:tcPr>
           <w:p>
             <w:pPr>
-              <w:jc w:val="both"/>
+              <w:jc w:val="center"/>
             </w:pPr>
             <w:r>
               <w:t>Multiple orders possible</w:t>
@@ -7908,18 +8066,22 @@
         </w:trPr>
         <w:tc>
           <w:tcPr>
-            <w:tcW w:w="0" w:type="auto"/>
+            <w:tcW w:w="1372" w:type="dxa"/>
             <w:vAlign w:val="center"/>
             <w:hideMark/>
           </w:tcPr>
           <w:p>
             <w:pPr>
-              <w:jc w:val="both"/>
+              <w:jc w:val="center"/>
+              <w:rPr>
+                <w:color w:val="EE0000"/>
+              </w:rPr>
             </w:pPr>
             <w:r>
               <w:rPr>
                 <w:b/>
                 <w:bCs/>
+                <w:color w:val="EE0000"/>
               </w:rPr>
               <w:lastRenderedPageBreak/>
               <w:t>Usage</w:t>
@@ -7928,30 +8090,42 @@
         </w:tc>
         <w:tc>
           <w:tcPr>
-            <w:tcW w:w="0" w:type="auto"/>
+            <w:tcW w:w="3905" w:type="dxa"/>
             <w:vAlign w:val="center"/>
             <w:hideMark/>
           </w:tcPr>
           <w:p>
             <w:pPr>
-              <w:jc w:val="both"/>
+              <w:jc w:val="center"/>
+              <w:rPr>
+                <w:color w:val="EE0000"/>
+              </w:rPr>
             </w:pPr>
             <w:r>
+              <w:rPr>
+                <w:color w:val="EE0000"/>
+              </w:rPr>
               <w:t>Collections.sort(list)</w:t>
             </w:r>
           </w:p>
         </w:tc>
         <w:tc>
           <w:tcPr>
-            <w:tcW w:w="0" w:type="auto"/>
+            <w:tcW w:w="4046" w:type="dxa"/>
             <w:vAlign w:val="center"/>
             <w:hideMark/>
           </w:tcPr>
           <w:p>
             <w:pPr>
-              <w:jc w:val="both"/>
+              <w:jc w:val="center"/>
+              <w:rPr>
+                <w:color w:val="EE0000"/>
+              </w:rPr>
             </w:pPr>
             <w:r>
+              <w:rPr>
+                <w:color w:val="EE0000"/>
+              </w:rPr>
               <w:t>Collections.sort(list, comparator)</w:t>
             </w:r>
           </w:p>
@@ -7963,13 +8137,13 @@
         </w:trPr>
         <w:tc>
           <w:tcPr>
-            <w:tcW w:w="0" w:type="auto"/>
+            <w:tcW w:w="1372" w:type="dxa"/>
             <w:vAlign w:val="center"/>
             <w:hideMark/>
           </w:tcPr>
           <w:p>
             <w:pPr>
-              <w:jc w:val="both"/>
+              <w:jc w:val="center"/>
             </w:pPr>
             <w:r>
               <w:rPr>
@@ -7982,13 +8156,13 @@
         </w:tc>
         <w:tc>
           <w:tcPr>
-            <w:tcW w:w="0" w:type="auto"/>
+            <w:tcW w:w="3905" w:type="dxa"/>
             <w:vAlign w:val="center"/>
             <w:hideMark/>
           </w:tcPr>
           <w:p>
             <w:pPr>
-              <w:jc w:val="both"/>
+              <w:jc w:val="center"/>
             </w:pPr>
             <w:r>
               <w:t>Throws NPE if null; handle manually</w:t>
@@ -7997,13 +8171,13 @@
         </w:tc>
         <w:tc>
           <w:tcPr>
-            <w:tcW w:w="0" w:type="auto"/>
+            <w:tcW w:w="4046" w:type="dxa"/>
             <w:vAlign w:val="center"/>
             <w:hideMark/>
           </w:tcPr>
           <w:p>
             <w:pPr>
-              <w:jc w:val="both"/>
+              <w:jc w:val="center"/>
             </w:pPr>
             <w:r>
               <w:t>Can return specific value for nulls</w:t>
@@ -8023,7 +8197,7 @@
     </w:p>
     <w:p>
       <w:pPr>
-        <w:jc w:val="both"/>
+        <w:jc w:val="center"/>
         <w:rPr>
           <w:b/>
           <w:bCs/>
@@ -8081,9 +8255,9 @@
           <w:ilvl w:val="0"/>
           <w:numId w:val="40"/>
         </w:numPr>
-        <w:jc w:val="both"/>
         <w:rPr>
           <w:color w:val="EE0000"/>
+          <w:highlight w:val="yellow"/>
         </w:rPr>
       </w:pPr>
       <w:r>
@@ -8098,7 +8272,14 @@
         <w:rPr>
           <w:color w:val="EE0000"/>
         </w:rPr>
-        <w:t>: Prefer lambdas/method references for Comparator (e.g., Comparator.comparing(Student::getAge)).</w:t>
+        <w:t xml:space="preserve">: Prefer lambdas/method references for Comparator (e.g., </w:t>
+      </w:r>
+      <w:r>
+        <w:rPr>
+          <w:color w:val="EE0000"/>
+          <w:highlight w:val="yellow"/>
+        </w:rPr>
+        <w:t>Comparator.comparing(Student::getAge))</w:t>
       </w:r>
     </w:p>
     <w:p>
@@ -8306,7 +8487,7 @@
     </w:p>
     <w:p>
       <w:pPr>
-        <w:jc w:val="both"/>
+        <w:jc w:val="center"/>
         <w:rPr>
           <w:b/>
           <w:bCs/>
@@ -8367,7 +8548,21 @@
         <w:rPr>
           <w:color w:val="EE0000"/>
         </w:rPr>
-        <w:t>: Default capacity is 10 elements. If you specify one (e.g., new ArrayList&lt;&gt;(20)), it starts that big. It tracks current size (elements added) vs. capacity (array slots).</w:t>
+        <w:t xml:space="preserve">: </w:t>
+      </w:r>
+      <w:r>
+        <w:rPr>
+          <w:b/>
+          <w:bCs/>
+          <w:color w:val="EE0000"/>
+        </w:rPr>
+        <w:t>Default capacity is 10 elements</w:t>
+      </w:r>
+      <w:r>
+        <w:rPr>
+          <w:color w:val="EE0000"/>
+        </w:rPr>
+        <w:t>. If you specify one (e.g., new ArrayList&lt;&gt;(20)), it starts that big. It tracks current size (elements added) vs. capacity (array slots).</w:t>
       </w:r>
     </w:p>
     <w:p>
@@ -8557,19 +8752,27 @@
       </w:pPr>
       <w:r>
         <w:rPr>
+          <w:b/>
+          <w:bCs/>
           <w:color w:val="EE0000"/>
         </w:rPr>
-        <w:t>Interview tip: Mention why 1.5x? It minimizes copy operations over time (proven by amortized analysis).</w:t>
-      </w:r>
-    </w:p>
-    <w:p>
-      <w:pPr>
-        <w:jc w:val="both"/>
-      </w:pPr>
-    </w:p>
-    <w:p>
-      <w:pPr>
-        <w:jc w:val="both"/>
+        <w:t>Interview tip</w:t>
+      </w:r>
+      <w:r>
+        <w:rPr>
+          <w:color w:val="EE0000"/>
+        </w:rPr>
+        <w:t>: Mention why 1.5x? It minimizes copy operations over time (proven by amortized analysis).</w:t>
+      </w:r>
+    </w:p>
+    <w:p>
+      <w:pPr>
+        <w:jc w:val="both"/>
+      </w:pPr>
+    </w:p>
+    <w:p>
+      <w:pPr>
+        <w:jc w:val="center"/>
         <w:rPr>
           <w:b/>
           <w:bCs/>
@@ -8736,7 +8939,16 @@
         <w:t>Pre-Java 8</w:t>
       </w:r>
       <w:r>
-        <w:t>: Chaining—each bucket is a linked list. Colliding keys append to the list; lookup traverses it (worst O(n) if all collide).</w:t>
+        <w:t xml:space="preserve">: </w:t>
+      </w:r>
+      <w:r>
+        <w:rPr>
+          <w:color w:val="EE0000"/>
+        </w:rPr>
+        <w:t>Chaining—each bucket is a linked list</w:t>
+      </w:r>
+      <w:r>
+        <w:t>. Colliding keys append to the list; lookup traverses it (worst O(n) if all collide).</w:t>
       </w:r>
     </w:p>
     <w:p>
@@ -8755,7 +8967,16 @@
         <w:t>Java 8+</w:t>
       </w:r>
       <w:r>
-        <w:t>: Still chaining, but if a bucket's list hits 8+ nodes, it converts to a red-black tree (balanced BST, O(log n) worst case). Under 6 nodes, back to list. Thresholds prevent tree overhead on small chains.</w:t>
+        <w:t xml:space="preserve">: </w:t>
+      </w:r>
+      <w:r>
+        <w:rPr>
+          <w:color w:val="EE0000"/>
+        </w:rPr>
+        <w:t xml:space="preserve">Still chaining, but if a bucket's list hits 8+ nodes, it converts to a red-black tree </w:t>
+      </w:r>
+      <w:r>
+        <w:t>(balanced BST, O(log n) worst case). Under 6 nodes, back to list. Thresholds prevent tree overhead on small chains.</w:t>
       </w:r>
     </w:p>
     <w:p>
@@ -8765,15 +8986,22 @@
           <w:numId w:val="43"/>
         </w:numPr>
         <w:jc w:val="both"/>
-      </w:pPr>
-      <w:r>
-        <w:rPr>
-          <w:b/>
-          <w:bCs/>
+        <w:rPr>
+          <w:color w:val="EE0000"/>
+        </w:rPr>
+      </w:pPr>
+      <w:r>
+        <w:rPr>
+          <w:b/>
+          <w:bCs/>
+          <w:color w:val="EE0000"/>
         </w:rPr>
         <w:t>Null Handling</w:t>
       </w:r>
       <w:r>
+        <w:rPr>
+          <w:color w:val="EE0000"/>
+        </w:rPr>
         <w:t>: Null key goes to bucket 0; null values allowed anywhere.</w:t>
       </w:r>
     </w:p>
@@ -9024,7 +9252,7 @@
     </w:p>
     <w:p>
       <w:pPr>
-        <w:jc w:val="both"/>
+        <w:jc w:val="center"/>
         <w:rPr>
           <w:b/>
           <w:bCs/>
@@ -9073,7 +9301,7 @@
     </w:p>
     <w:p>
       <w:pPr>
-        <w:jc w:val="both"/>
+        <w:jc w:val="center"/>
         <w:rPr>
           <w:b/>
           <w:bCs/>
@@ -9091,27 +9319,44 @@
       <w:pPr>
         <w:jc w:val="both"/>
         <w:rPr>
+          <w:b/>
+          <w:bCs/>
           <w:color w:val="EE0000"/>
         </w:rPr>
       </w:pPr>
       <w:r>
+        <w:rPr>
+          <w:color w:val="EE0000"/>
+        </w:rPr>
         <w:t xml:space="preserve">These are the default in non-thread-safe collections (e.g., ArrayList, HashSet, HashMap). They detect </w:t>
       </w:r>
       <w:r>
         <w:rPr>
           <w:b/>
           <w:bCs/>
+          <w:color w:val="EE0000"/>
         </w:rPr>
         <w:t>structural modifications</w:t>
       </w:r>
       <w:r>
+        <w:rPr>
+          <w:color w:val="EE0000"/>
+        </w:rPr>
         <w:t xml:space="preserve"> (add/remove/replace) during iteration and immediately throw ConcurrentModificationException to prevent unpredictable behavior</w:t>
       </w:r>
       <w:r>
         <w:rPr>
           <w:color w:val="EE0000"/>
         </w:rPr>
-        <w:t>. They use a modCount flag: if it changes mid-iteration, boom—exception.</w:t>
+        <w:t xml:space="preserve">. </w:t>
+      </w:r>
+      <w:r>
+        <w:rPr>
+          <w:b/>
+          <w:bCs/>
+          <w:color w:val="EE0000"/>
+        </w:rPr>
+        <w:t>They use a modCount flag: if it changes mid-iteration, boom—exception.</w:t>
       </w:r>
     </w:p>
     <w:p>
@@ -9146,6 +9391,9 @@
         <w:jc w:val="both"/>
       </w:pPr>
       <w:r>
+        <w:rPr>
+          <w:noProof/>
+        </w:rPr>
         <w:drawing>
           <wp:inline distT="0" distB="0" distL="0" distR="0" wp14:anchorId="4A2A1769" wp14:editId="41CE4C9B">
             <wp:extent cx="6645910" cy="3256280"/>
@@ -9202,7 +9450,7 @@
     </w:p>
     <w:p>
       <w:pPr>
-        <w:jc w:val="both"/>
+        <w:jc w:val="center"/>
         <w:rPr>
           <w:b/>
           <w:bCs/>
@@ -9219,19 +9467,29 @@
     <w:p>
       <w:pPr>
         <w:jc w:val="both"/>
-      </w:pPr>
-      <w:r>
-        <w:t xml:space="preserve">These come from concurrent/thread-safe collections (e.g., CopyOnWriteArrayList, ConcurrentHashMap). They iterate over a </w:t>
-      </w:r>
-      <w:r>
-        <w:rPr>
-          <w:b/>
-          <w:bCs/>
-        </w:rPr>
-        <w:t>snapshot/copy</w:t>
-      </w:r>
-      <w:r>
-        <w:t xml:space="preserve"> of the collection at iteration start, so external mods (add/remove) don't affect the loop—no exceptions. But you might see stale data.</w:t>
+        <w:rPr>
+          <w:color w:val="EE0000"/>
+        </w:rPr>
+      </w:pPr>
+      <w:r>
+        <w:rPr>
+          <w:color w:val="EE0000"/>
+        </w:rPr>
+        <w:t xml:space="preserve">These come from concurrent/thread-safe collections (e.g., CopyOnWriteArrayList, ConcurrentHashMap). </w:t>
+      </w:r>
+      <w:r>
+        <w:rPr>
+          <w:b/>
+          <w:bCs/>
+          <w:color w:val="EE0000"/>
+        </w:rPr>
+        <w:t>They iterate over a snapshot/copy of the collection at iteration start, so external mods (add/remove) don't affect the loop—no exceptions. But you might see stale data</w:t>
+      </w:r>
+      <w:r>
+        <w:rPr>
+          <w:color w:val="EE0000"/>
+        </w:rPr>
+        <w:t>.</w:t>
       </w:r>
     </w:p>
     <w:p>
@@ -9266,6 +9524,9 @@
         <w:jc w:val="both"/>
       </w:pPr>
       <w:r>
+        <w:rPr>
+          <w:noProof/>
+        </w:rPr>
         <w:lastRenderedPageBreak/>
         <w:drawing>
           <wp:inline distT="0" distB="0" distL="0" distR="0" wp14:anchorId="1FF34C36" wp14:editId="3F7B9A3B">
@@ -9325,7 +9586,7 @@
     </w:p>
     <w:p>
       <w:pPr>
-        <w:jc w:val="both"/>
+        <w:jc w:val="center"/>
         <w:rPr>
           <w:b/>
           <w:bCs/>
@@ -9350,7 +9611,7 @@
         <w:rPr>
           <w:color w:val="EE0000"/>
         </w:rPr>
-        <w:t xml:space="preserve">These are wrapper classes from java.util.Collections.synchronizedX() (e.g., synchronizedList(), synchronizedMap()) that make non-thread-safe collections thread-safe by wrapping them with locks. All operations are atomic, but </w:t>
+        <w:t xml:space="preserve">These are </w:t>
       </w:r>
       <w:r>
         <w:rPr>
@@ -9358,6 +9619,20 @@
           <w:bCs/>
           <w:color w:val="EE0000"/>
         </w:rPr>
+        <w:t>wrapper classes</w:t>
+      </w:r>
+      <w:r>
+        <w:rPr>
+          <w:color w:val="EE0000"/>
+        </w:rPr>
+        <w:t xml:space="preserve"> from java.util.Collections.synchronizedX() (e.g., synchronizedList(), synchronizedMap()) that make non-thread-safe collections thread-safe by wrapping them with locks. All operations are atomic, but </w:t>
+      </w:r>
+      <w:r>
+        <w:rPr>
+          <w:b/>
+          <w:bCs/>
+          <w:color w:val="EE0000"/>
+        </w:rPr>
         <w:t>their iterators are still fail-fast</w:t>
       </w:r>
       <w:r>
@@ -9399,6 +9674,9 @@
         <w:jc w:val="both"/>
       </w:pPr>
       <w:r>
+        <w:rPr>
+          <w:noProof/>
+        </w:rPr>
         <w:lastRenderedPageBreak/>
         <w:drawing>
           <wp:inline distT="0" distB="0" distL="0" distR="0" wp14:anchorId="45FB146A" wp14:editId="6F3CA76A">
@@ -9452,7 +9730,7 @@
     </w:p>
     <w:p>
       <w:pPr>
-        <w:jc w:val="both"/>
+        <w:jc w:val="center"/>
         <w:rPr>
           <w:b/>
           <w:bCs/>
@@ -9468,7 +9746,8 @@
     </w:p>
     <w:tbl>
       <w:tblPr>
-        <w:tblW w:w="0" w:type="auto"/>
+        <w:tblW w:w="10776" w:type="dxa"/>
+        <w:jc w:val="center"/>
         <w:tblCellSpacing w:w="15" w:type="dxa"/>
         <w:tblBorders>
           <w:top w:val="single" w:sz="4" w:space="0" w:color="auto"/>
@@ -9487,24 +9766,26 @@
         <w:tblLook w:val="04A0" w:firstRow="1" w:lastRow="0" w:firstColumn="1" w:lastColumn="0" w:noHBand="0" w:noVBand="1"/>
       </w:tblPr>
       <w:tblGrid>
-        <w:gridCol w:w="1666"/>
-        <w:gridCol w:w="3710"/>
-        <w:gridCol w:w="2769"/>
-        <w:gridCol w:w="2311"/>
+        <w:gridCol w:w="1746"/>
+        <w:gridCol w:w="3636"/>
+        <w:gridCol w:w="3003"/>
+        <w:gridCol w:w="2391"/>
       </w:tblGrid>
       <w:tr>
         <w:trPr>
           <w:tblHeader/>
           <w:tblCellSpacing w:w="15" w:type="dxa"/>
+          <w:jc w:val="center"/>
         </w:trPr>
         <w:tc>
           <w:tcPr>
-            <w:tcW w:w="0" w:type="auto"/>
+            <w:tcW w:w="1701" w:type="dxa"/>
             <w:vAlign w:val="center"/>
             <w:hideMark/>
           </w:tcPr>
           <w:p>
             <w:pPr>
+              <w:jc w:val="center"/>
               <w:rPr>
                 <w:b/>
                 <w:bCs/>
@@ -9521,12 +9802,13 @@
         </w:tc>
         <w:tc>
           <w:tcPr>
-            <w:tcW w:w="0" w:type="auto"/>
+            <w:tcW w:w="3606" w:type="dxa"/>
             <w:vAlign w:val="center"/>
             <w:hideMark/>
           </w:tcPr>
           <w:p>
             <w:pPr>
+              <w:jc w:val="center"/>
               <w:rPr>
                 <w:b/>
                 <w:bCs/>
@@ -9543,12 +9825,13 @@
         </w:tc>
         <w:tc>
           <w:tcPr>
-            <w:tcW w:w="0" w:type="auto"/>
+            <w:tcW w:w="2973" w:type="dxa"/>
             <w:vAlign w:val="center"/>
             <w:hideMark/>
           </w:tcPr>
           <w:p>
             <w:pPr>
+              <w:jc w:val="center"/>
               <w:rPr>
                 <w:b/>
                 <w:bCs/>
@@ -9565,12 +9848,13 @@
         </w:tc>
         <w:tc>
           <w:tcPr>
-            <w:tcW w:w="0" w:type="auto"/>
+            <w:tcW w:w="2346" w:type="dxa"/>
             <w:vAlign w:val="center"/>
             <w:hideMark/>
           </w:tcPr>
           <w:p>
             <w:pPr>
+              <w:jc w:val="center"/>
               <w:rPr>
                 <w:b/>
                 <w:bCs/>
@@ -9589,14 +9873,18 @@
       <w:tr>
         <w:trPr>
           <w:tblCellSpacing w:w="15" w:type="dxa"/>
+          <w:jc w:val="center"/>
         </w:trPr>
         <w:tc>
           <w:tcPr>
-            <w:tcW w:w="0" w:type="auto"/>
+            <w:tcW w:w="1701" w:type="dxa"/>
             <w:vAlign w:val="center"/>
             <w:hideMark/>
           </w:tcPr>
           <w:p>
+            <w:pPr>
+              <w:jc w:val="center"/>
+            </w:pPr>
             <w:r>
               <w:rPr>
                 <w:b/>
@@ -9608,11 +9896,14 @@
         </w:tc>
         <w:tc>
           <w:tcPr>
-            <w:tcW w:w="0" w:type="auto"/>
+            <w:tcW w:w="3606" w:type="dxa"/>
             <w:vAlign w:val="center"/>
             <w:hideMark/>
           </w:tcPr>
           <w:p>
+            <w:pPr>
+              <w:jc w:val="center"/>
+            </w:pPr>
             <w:r>
               <w:t>ArrayList, HashMap (non-concurrent)</w:t>
             </w:r>
@@ -9620,11 +9911,14 @@
         </w:tc>
         <w:tc>
           <w:tcPr>
-            <w:tcW w:w="0" w:type="auto"/>
+            <w:tcW w:w="2973" w:type="dxa"/>
             <w:vAlign w:val="center"/>
             <w:hideMark/>
           </w:tcPr>
           <w:p>
+            <w:pPr>
+              <w:jc w:val="center"/>
+            </w:pPr>
             <w:r>
               <w:t>CopyOnWriteArrayList, ConcurrentHashMap</w:t>
             </w:r>
@@ -9632,11 +9926,14 @@
         </w:tc>
         <w:tc>
           <w:tcPr>
-            <w:tcW w:w="0" w:type="auto"/>
+            <w:tcW w:w="2346" w:type="dxa"/>
             <w:vAlign w:val="center"/>
             <w:hideMark/>
           </w:tcPr>
           <w:p>
+            <w:pPr>
+              <w:jc w:val="center"/>
+            </w:pPr>
             <w:r>
               <w:t>Wrappers like synchronizedList()</w:t>
             </w:r>
@@ -9646,14 +9943,18 @@
       <w:tr>
         <w:trPr>
           <w:tblCellSpacing w:w="15" w:type="dxa"/>
+          <w:jc w:val="center"/>
         </w:trPr>
         <w:tc>
           <w:tcPr>
-            <w:tcW w:w="0" w:type="auto"/>
+            <w:tcW w:w="1701" w:type="dxa"/>
             <w:vAlign w:val="center"/>
             <w:hideMark/>
           </w:tcPr>
           <w:p>
+            <w:pPr>
+              <w:jc w:val="center"/>
+            </w:pPr>
             <w:r>
               <w:rPr>
                 <w:b/>
@@ -9665,11 +9966,14 @@
         </w:tc>
         <w:tc>
           <w:tcPr>
-            <w:tcW w:w="0" w:type="auto"/>
+            <w:tcW w:w="3606" w:type="dxa"/>
             <w:vAlign w:val="center"/>
             <w:hideMark/>
           </w:tcPr>
           <w:p>
+            <w:pPr>
+              <w:jc w:val="center"/>
+            </w:pPr>
             <w:r>
               <w:t>Throws ConcurrentModificationException</w:t>
             </w:r>
@@ -9677,11 +9981,14 @@
         </w:tc>
         <w:tc>
           <w:tcPr>
-            <w:tcW w:w="0" w:type="auto"/>
+            <w:tcW w:w="2973" w:type="dxa"/>
             <w:vAlign w:val="center"/>
             <w:hideMark/>
           </w:tcPr>
           <w:p>
+            <w:pPr>
+              <w:jc w:val="center"/>
+            </w:pPr>
             <w:r>
               <w:t>No exception; works on snapshot</w:t>
             </w:r>
@@ -9689,11 +9996,14 @@
         </w:tc>
         <w:tc>
           <w:tcPr>
-            <w:tcW w:w="0" w:type="auto"/>
+            <w:tcW w:w="2346" w:type="dxa"/>
             <w:vAlign w:val="center"/>
             <w:hideMark/>
           </w:tcPr>
           <w:p>
+            <w:pPr>
+              <w:jc w:val="center"/>
+            </w:pPr>
             <w:r>
               <w:t>Thread-safe ops, but fail-fast iterators</w:t>
             </w:r>
@@ -9703,14 +10013,18 @@
       <w:tr>
         <w:trPr>
           <w:tblCellSpacing w:w="15" w:type="dxa"/>
+          <w:jc w:val="center"/>
         </w:trPr>
         <w:tc>
           <w:tcPr>
-            <w:tcW w:w="0" w:type="auto"/>
+            <w:tcW w:w="1701" w:type="dxa"/>
             <w:vAlign w:val="center"/>
             <w:hideMark/>
           </w:tcPr>
           <w:p>
+            <w:pPr>
+              <w:jc w:val="center"/>
+            </w:pPr>
             <w:r>
               <w:rPr>
                 <w:b/>
@@ -9722,11 +10036,14 @@
         </w:tc>
         <w:tc>
           <w:tcPr>
-            <w:tcW w:w="0" w:type="auto"/>
+            <w:tcW w:w="3606" w:type="dxa"/>
             <w:vAlign w:val="center"/>
             <w:hideMark/>
           </w:tcPr>
           <w:p>
+            <w:pPr>
+              <w:jc w:val="center"/>
+            </w:pPr>
             <w:r>
               <w:t>Not inherently safe</w:t>
             </w:r>
@@ -9734,11 +10051,14 @@
         </w:tc>
         <w:tc>
           <w:tcPr>
-            <w:tcW w:w="0" w:type="auto"/>
+            <w:tcW w:w="2973" w:type="dxa"/>
             <w:vAlign w:val="center"/>
             <w:hideMark/>
           </w:tcPr>
           <w:p>
+            <w:pPr>
+              <w:jc w:val="center"/>
+            </w:pPr>
             <w:r>
               <w:t>Yes, concurrent-safe</w:t>
             </w:r>
@@ -9746,11 +10066,14 @@
         </w:tc>
         <w:tc>
           <w:tcPr>
-            <w:tcW w:w="0" w:type="auto"/>
+            <w:tcW w:w="2346" w:type="dxa"/>
             <w:vAlign w:val="center"/>
             <w:hideMark/>
           </w:tcPr>
           <w:p>
+            <w:pPr>
+              <w:jc w:val="center"/>
+            </w:pPr>
             <w:r>
               <w:t>Yes (via locks), but iterators aren't fail-safe</w:t>
             </w:r>
@@ -9760,14 +10083,18 @@
       <w:tr>
         <w:trPr>
           <w:tblCellSpacing w:w="15" w:type="dxa"/>
+          <w:jc w:val="center"/>
         </w:trPr>
         <w:tc>
           <w:tcPr>
-            <w:tcW w:w="0" w:type="auto"/>
+            <w:tcW w:w="1701" w:type="dxa"/>
             <w:vAlign w:val="center"/>
             <w:hideMark/>
           </w:tcPr>
           <w:p>
+            <w:pPr>
+              <w:jc w:val="center"/>
+            </w:pPr>
             <w:r>
               <w:rPr>
                 <w:b/>
@@ -9779,11 +10106,14 @@
         </w:tc>
         <w:tc>
           <w:tcPr>
-            <w:tcW w:w="0" w:type="auto"/>
+            <w:tcW w:w="3606" w:type="dxa"/>
             <w:vAlign w:val="center"/>
             <w:hideMark/>
           </w:tcPr>
           <w:p>
+            <w:pPr>
+              <w:jc w:val="center"/>
+            </w:pPr>
             <w:r>
               <w:t>Fast (direct access)</w:t>
             </w:r>
@@ -9791,11 +10121,14 @@
         </w:tc>
         <w:tc>
           <w:tcPr>
-            <w:tcW w:w="0" w:type="auto"/>
+            <w:tcW w:w="2973" w:type="dxa"/>
             <w:vAlign w:val="center"/>
             <w:hideMark/>
           </w:tcPr>
           <w:p>
+            <w:pPr>
+              <w:jc w:val="center"/>
+            </w:pPr>
             <w:r>
               <w:t>Slower (copy overhead)</w:t>
             </w:r>
@@ -9803,11 +10136,14 @@
         </w:tc>
         <w:tc>
           <w:tcPr>
-            <w:tcW w:w="0" w:type="auto"/>
+            <w:tcW w:w="2346" w:type="dxa"/>
             <w:vAlign w:val="center"/>
             <w:hideMark/>
           </w:tcPr>
           <w:p>
+            <w:pPr>
+              <w:jc w:val="center"/>
+            </w:pPr>
             <w:r>
               <w:t>Overhead from synchronization</w:t>
             </w:r>
@@ -9817,14 +10153,18 @@
       <w:tr>
         <w:trPr>
           <w:tblCellSpacing w:w="15" w:type="dxa"/>
+          <w:jc w:val="center"/>
         </w:trPr>
         <w:tc>
           <w:tcPr>
-            <w:tcW w:w="0" w:type="auto"/>
+            <w:tcW w:w="1701" w:type="dxa"/>
             <w:vAlign w:val="center"/>
             <w:hideMark/>
           </w:tcPr>
           <w:p>
+            <w:pPr>
+              <w:jc w:val="center"/>
+            </w:pPr>
             <w:r>
               <w:rPr>
                 <w:b/>
@@ -9836,11 +10176,14 @@
         </w:tc>
         <w:tc>
           <w:tcPr>
-            <w:tcW w:w="0" w:type="auto"/>
+            <w:tcW w:w="3606" w:type="dxa"/>
             <w:vAlign w:val="center"/>
             <w:hideMark/>
           </w:tcPr>
           <w:p>
+            <w:pPr>
+              <w:jc w:val="center"/>
+            </w:pPr>
             <w:r>
               <w:t>Single-threaded, strict consistency</w:t>
             </w:r>
@@ -9848,11 +10191,14 @@
         </w:tc>
         <w:tc>
           <w:tcPr>
-            <w:tcW w:w="0" w:type="auto"/>
+            <w:tcW w:w="2973" w:type="dxa"/>
             <w:vAlign w:val="center"/>
             <w:hideMark/>
           </w:tcPr>
           <w:p>
+            <w:pPr>
+              <w:jc w:val="center"/>
+            </w:pPr>
             <w:r>
               <w:t>Multi-threaded reads with writes</w:t>
             </w:r>
@@ -9860,11 +10206,14 @@
         </w:tc>
         <w:tc>
           <w:tcPr>
-            <w:tcW w:w="0" w:type="auto"/>
+            <w:tcW w:w="2346" w:type="dxa"/>
             <w:vAlign w:val="center"/>
             <w:hideMark/>
           </w:tcPr>
           <w:p>
+            <w:pPr>
+              <w:jc w:val="center"/>
+            </w:pPr>
             <w:r>
               <w:t>Simple thread-safety upgrade</w:t>
             </w:r>
@@ -9877,8 +10226,19 @@
         <w:jc w:val="both"/>
       </w:pPr>
       <w:r>
-        <w:t>In interviews, emphasize: Fail-fast catches bugs early; fail-safe avoids crashes in concurrency. Always prefer concurrent collections for threads over synchronized wrappers for better perf.</w:t>
-      </w:r>
+        <w:t>In interviews, emphasize: Fail-fast catches bugs early; fail-safe avoids crashes in concurrency. Always</w:t>
+      </w:r>
+      <w:r>
+        <w:t xml:space="preserve"> </w:t>
+      </w:r>
+      <w:r>
+        <w:t>prefer concurrent collections for threads over synchronized wrappers for better perf.</w:t>
+      </w:r>
+    </w:p>
+    <w:p>
+      <w:pPr>
+        <w:jc w:val="both"/>
+      </w:pPr>
     </w:p>
     <w:p>
       <w:pPr>
@@ -9926,7 +10286,7 @@
     </w:p>
     <w:p>
       <w:pPr>
-        <w:jc w:val="both"/>
+        <w:jc w:val="center"/>
         <w:rPr>
           <w:b/>
           <w:bCs/>
@@ -9945,21 +10305,24 @@
         <w:jc w:val="both"/>
       </w:pPr>
       <w:r>
-        <w:t>Data structures are ways to organize and store data efficiently for operations like insertion, deletion, and searching. In Java interviews, you'll often need to explain them, implement basic operations, and compare time complexities (e.g., O(1) for constant time, O(n) for linear time). Below, I'll cover each one simply: what it is, key operations, use cases, Java implementation snippets, and examples. Focus on understanding trade-offs—no fluff.</w:t>
-      </w:r>
-    </w:p>
-    <w:p>
-      <w:pPr>
-        <w:jc w:val="both"/>
-        <w:rPr>
-          <w:b/>
-          <w:bCs/>
-        </w:rPr>
-      </w:pPr>
-    </w:p>
-    <w:p>
-      <w:pPr>
-        <w:jc w:val="both"/>
+        <w:t>Data structures are ways to organize and store data efficiently for operations like insertion, deletion, and searching. In Java interviews, you'll often need to explain them, implement basic operations, and compare time complexities (e.g., O(1) for constant time, O(n) for linear time). Below, I'll cover each one simply: what it is, key operations, use cases, Java implementation snippets, and examples. Focus on understanding trade-offs</w:t>
+      </w:r>
+      <w:r>
+        <w:t>.</w:t>
+      </w:r>
+    </w:p>
+    <w:p>
+      <w:pPr>
+        <w:jc w:val="both"/>
+        <w:rPr>
+          <w:b/>
+          <w:bCs/>
+        </w:rPr>
+      </w:pPr>
+    </w:p>
+    <w:p>
+      <w:pPr>
+        <w:jc w:val="center"/>
         <w:rPr>
           <w:b/>
           <w:bCs/>
@@ -10086,6 +10449,9 @@
         <w:jc w:val="both"/>
       </w:pPr>
       <w:r>
+        <w:rPr>
+          <w:noProof/>
+        </w:rPr>
         <w:drawing>
           <wp:inline distT="0" distB="0" distL="0" distR="0" wp14:anchorId="20FF5EC2" wp14:editId="7FE2EBA6">
             <wp:extent cx="6620799" cy="2257740"/>
@@ -10149,7 +10515,7 @@
     </w:p>
     <w:p>
       <w:pPr>
-        <w:jc w:val="both"/>
+        <w:jc w:val="center"/>
         <w:rPr>
           <w:b/>
           <w:bCs/>
@@ -10276,6 +10642,9 @@
         <w:jc w:val="both"/>
       </w:pPr>
       <w:r>
+        <w:rPr>
+          <w:noProof/>
+        </w:rPr>
         <w:lastRenderedPageBreak/>
         <w:drawing>
           <wp:inline distT="0" distB="0" distL="0" distR="0" wp14:anchorId="1253A1B7" wp14:editId="622FED4A">
@@ -10340,7 +10709,7 @@
     </w:p>
     <w:p>
       <w:pPr>
-        <w:jc w:val="both"/>
+        <w:jc w:val="center"/>
         <w:rPr>
           <w:b/>
           <w:bCs/>
@@ -10467,6 +10836,9 @@
         <w:jc w:val="both"/>
       </w:pPr>
       <w:r>
+        <w:rPr>
+          <w:noProof/>
+        </w:rPr>
         <w:drawing>
           <wp:inline distT="0" distB="0" distL="0" distR="0" wp14:anchorId="140DB692" wp14:editId="61BB4A4D">
             <wp:extent cx="6645910" cy="2068195"/>
@@ -10526,7 +10898,7 @@
     </w:p>
     <w:p>
       <w:pPr>
-        <w:jc w:val="both"/>
+        <w:jc w:val="center"/>
         <w:rPr>
           <w:b/>
           <w:bCs/>
@@ -10552,7 +10924,16 @@
         <w:t>What it is</w:t>
       </w:r>
       <w:r>
-        <w:t>: Hierarchical structure with nodes having ≤2 children (left/right). Root at top, leaves at bottom. No cycles.</w:t>
+        <w:t xml:space="preserve">: </w:t>
+      </w:r>
+      <w:r>
+        <w:rPr>
+          <w:color w:val="EE0000"/>
+        </w:rPr>
+        <w:t xml:space="preserve">Hierarchical structure with nodes having ≤2 children </w:t>
+      </w:r>
+      <w:r>
+        <w:t>(left/right). Root at top, leaves at bottom. No cycles.</w:t>
       </w:r>
     </w:p>
     <w:p>
@@ -10654,6 +11035,9 @@
         <w:jc w:val="both"/>
       </w:pPr>
       <w:r>
+        <w:rPr>
+          <w:noProof/>
+        </w:rPr>
         <w:drawing>
           <wp:inline distT="0" distB="0" distL="0" distR="0" wp14:anchorId="671F8CCD" wp14:editId="1D0F29DE">
             <wp:extent cx="6645910" cy="4862830"/>
@@ -10717,7 +11101,7 @@
     </w:p>
     <w:p>
       <w:pPr>
-        <w:jc w:val="both"/>
+        <w:jc w:val="center"/>
         <w:rPr>
           <w:b/>
           <w:bCs/>
@@ -10808,6 +11192,9 @@
         <w:jc w:val="both"/>
       </w:pPr>
       <w:r>
+        <w:rPr>
+          <w:noProof/>
+        </w:rPr>
         <w:drawing>
           <wp:inline distT="0" distB="0" distL="0" distR="0" wp14:anchorId="40FC88AA" wp14:editId="0B9021C8">
             <wp:extent cx="6645910" cy="1416685"/>
@@ -10920,6 +11307,9 @@
         <w:jc w:val="both"/>
       </w:pPr>
       <w:r>
+        <w:rPr>
+          <w:noProof/>
+        </w:rPr>
         <w:drawing>
           <wp:inline distT="0" distB="0" distL="0" distR="0" wp14:anchorId="70545B72" wp14:editId="60D2C866">
             <wp:extent cx="6645910" cy="2192020"/>
@@ -10979,7 +11369,190 @@
     </w:p>
     <w:p>
       <w:pPr>
-        <w:jc w:val="both"/>
+        <w:jc w:val="center"/>
+        <w:rPr>
+          <w:b/>
+          <w:bCs/>
+        </w:rPr>
+      </w:pPr>
+      <w:r>
+        <w:rPr>
+          <w:b/>
+          <w:bCs/>
+        </w:rPr>
+        <w:t>Heaps</w:t>
+      </w:r>
+    </w:p>
+    <w:p>
+      <w:pPr>
+        <w:jc w:val="both"/>
+      </w:pPr>
+      <w:r>
+        <w:rPr>
+          <w:b/>
+          <w:bCs/>
+        </w:rPr>
+        <w:t>What it is</w:t>
+      </w:r>
+      <w:r>
+        <w:t xml:space="preserve">: Complete binary tree satisfying heap property: </w:t>
+      </w:r>
+      <w:r>
+        <w:rPr>
+          <w:color w:val="EE0000"/>
+        </w:rPr>
+        <w:t>Min-heap (parent ≤ children), Max-heap (parent ≥ children</w:t>
+      </w:r>
+      <w:r>
+        <w:t>). Stored in array for efficiency.</w:t>
+      </w:r>
+    </w:p>
+    <w:p>
+      <w:pPr>
+        <w:jc w:val="both"/>
+      </w:pPr>
+      <w:r>
+        <w:rPr>
+          <w:b/>
+          <w:bCs/>
+        </w:rPr>
+        <w:t>Key Operations</w:t>
+      </w:r>
+      <w:r>
+        <w:t>:</w:t>
+      </w:r>
+    </w:p>
+    <w:p>
+      <w:pPr>
+        <w:numPr>
+          <w:ilvl w:val="0"/>
+          <w:numId w:val="59"/>
+        </w:numPr>
+        <w:jc w:val="both"/>
+      </w:pPr>
+      <w:r>
+        <w:t>Insert: O(log n) (bubble up)</w:t>
+      </w:r>
+    </w:p>
+    <w:p>
+      <w:pPr>
+        <w:numPr>
+          <w:ilvl w:val="0"/>
+          <w:numId w:val="59"/>
+        </w:numPr>
+        <w:jc w:val="both"/>
+      </w:pPr>
+      <w:r>
+        <w:t>Extract Min/Max: O(log n) (bubble down)</w:t>
+      </w:r>
+    </w:p>
+    <w:p>
+      <w:pPr>
+        <w:numPr>
+          <w:ilvl w:val="0"/>
+          <w:numId w:val="59"/>
+        </w:numPr>
+        <w:jc w:val="both"/>
+      </w:pPr>
+      <w:r>
+        <w:t>Peek: O(1)</w:t>
+      </w:r>
+    </w:p>
+    <w:p>
+      <w:pPr>
+        <w:numPr>
+          <w:ilvl w:val="0"/>
+          <w:numId w:val="59"/>
+        </w:numPr>
+        <w:jc w:val="both"/>
+      </w:pPr>
+      <w:r>
+        <w:t>Build Heap: O(n)</w:t>
+      </w:r>
+    </w:p>
+    <w:p>
+      <w:pPr>
+        <w:jc w:val="both"/>
+      </w:pPr>
+      <w:r>
+        <w:rPr>
+          <w:b/>
+          <w:bCs/>
+        </w:rPr>
+        <w:t>Use Cases</w:t>
+      </w:r>
+      <w:r>
+        <w:t>: Priority queues (task scheduling), Dijkstra, median finding.</w:t>
+      </w:r>
+    </w:p>
+    <w:p>
+      <w:pPr>
+        <w:jc w:val="both"/>
+      </w:pPr>
+      <w:r>
+        <w:rPr>
+          <w:b/>
+          <w:bCs/>
+        </w:rPr>
+        <w:t>Java Example</w:t>
+      </w:r>
+      <w:r>
+        <w:t>: PriorityQueue (min-heap by default).</w:t>
+      </w:r>
+    </w:p>
+    <w:p>
+      <w:pPr>
+        <w:jc w:val="both"/>
+      </w:pPr>
+      <w:r>
+        <w:rPr>
+          <w:noProof/>
+        </w:rPr>
+        <w:drawing>
+          <wp:inline distT="0" distB="0" distL="0" distR="0" wp14:anchorId="09BE35B6" wp14:editId="611F2AEE">
+            <wp:extent cx="6645910" cy="2272030"/>
+            <wp:effectExtent l="0" t="0" r="2540" b="0"/>
+            <wp:docPr id="1896150349" name="Picture 1"/>
+            <wp:cNvGraphicFramePr>
+              <a:graphicFrameLocks xmlns:a="http://schemas.openxmlformats.org/drawingml/2006/main" noChangeAspect="1"/>
+            </wp:cNvGraphicFramePr>
+            <a:graphic xmlns:a="http://schemas.openxmlformats.org/drawingml/2006/main">
+              <a:graphicData uri="http://schemas.openxmlformats.org/drawingml/2006/picture">
+                <pic:pic xmlns:pic="http://schemas.openxmlformats.org/drawingml/2006/picture">
+                  <pic:nvPicPr>
+                    <pic:cNvPr id="1896150349" name=""/>
+                    <pic:cNvPicPr/>
+                  </pic:nvPicPr>
+                  <pic:blipFill>
+                    <a:blip r:embed="rId43"/>
+                    <a:stretch>
+                      <a:fillRect/>
+                    </a:stretch>
+                  </pic:blipFill>
+                  <pic:spPr>
+                    <a:xfrm>
+                      <a:off x="0" y="0"/>
+                      <a:ext cx="6645910" cy="2272030"/>
+                    </a:xfrm>
+                    <a:prstGeom prst="rect">
+                      <a:avLst/>
+                    </a:prstGeom>
+                  </pic:spPr>
+                </pic:pic>
+              </a:graphicData>
+            </a:graphic>
+          </wp:inline>
+        </w:drawing>
+      </w:r>
+    </w:p>
+    <w:p>
+      <w:pPr>
+        <w:jc w:val="both"/>
+      </w:pPr>
+    </w:p>
+    <w:p>
+      <w:pPr>
+        <w:jc w:val="center"/>
         <w:rPr>
           <w:b/>
           <w:bCs/>
@@ -11095,6 +11668,7 @@
         <w:jc w:val="both"/>
       </w:pPr>
       <w:r>
+        <w:lastRenderedPageBreak/>
         <w:t>Shortest Path: Dijkstra (O((V+E)log V) with heap)</w:t>
       </w:r>
     </w:p>
@@ -11133,7 +11707,9 @@
         <w:jc w:val="both"/>
       </w:pPr>
       <w:r>
-        <w:lastRenderedPageBreak/>
+        <w:rPr>
+          <w:noProof/>
+        </w:rPr>
         <w:drawing>
           <wp:inline distT="0" distB="0" distL="0" distR="0" wp14:anchorId="3E39B913" wp14:editId="78436538">
             <wp:extent cx="6645910" cy="4856480"/>
@@ -11150,7 +11726,7 @@
                     <pic:cNvPicPr/>
                   </pic:nvPicPr>
                   <pic:blipFill>
-                    <a:blip r:embed="rId43"/>
+                    <a:blip r:embed="rId44"/>
                     <a:stretch>
                       <a:fillRect/>
                     </a:stretch>
@@ -11194,172 +11770,6 @@
           <w:bCs/>
         </w:rPr>
       </w:pPr>
-    </w:p>
-    <w:p>
-      <w:pPr>
-        <w:jc w:val="both"/>
-        <w:rPr>
-          <w:b/>
-          <w:bCs/>
-        </w:rPr>
-      </w:pPr>
-      <w:r>
-        <w:rPr>
-          <w:b/>
-          <w:bCs/>
-        </w:rPr>
-        <w:t>Heaps</w:t>
-      </w:r>
-    </w:p>
-    <w:p>
-      <w:pPr>
-        <w:jc w:val="both"/>
-      </w:pPr>
-      <w:r>
-        <w:rPr>
-          <w:b/>
-          <w:bCs/>
-        </w:rPr>
-        <w:t>What it is</w:t>
-      </w:r>
-      <w:r>
-        <w:t>: Complete binary tree satisfying heap property: Min-heap (parent ≤ children), Max-heap (parent ≥ children). Stored in array for efficiency.</w:t>
-      </w:r>
-    </w:p>
-    <w:p>
-      <w:pPr>
-        <w:jc w:val="both"/>
-      </w:pPr>
-      <w:r>
-        <w:rPr>
-          <w:b/>
-          <w:bCs/>
-        </w:rPr>
-        <w:t>Key Operations</w:t>
-      </w:r>
-      <w:r>
-        <w:t>:</w:t>
-      </w:r>
-    </w:p>
-    <w:p>
-      <w:pPr>
-        <w:numPr>
-          <w:ilvl w:val="0"/>
-          <w:numId w:val="59"/>
-        </w:numPr>
-        <w:jc w:val="both"/>
-      </w:pPr>
-      <w:r>
-        <w:t>Insert: O(log n) (bubble up)</w:t>
-      </w:r>
-    </w:p>
-    <w:p>
-      <w:pPr>
-        <w:numPr>
-          <w:ilvl w:val="0"/>
-          <w:numId w:val="59"/>
-        </w:numPr>
-        <w:jc w:val="both"/>
-      </w:pPr>
-      <w:r>
-        <w:t>Extract Min/Max: O(log n) (bubble down)</w:t>
-      </w:r>
-    </w:p>
-    <w:p>
-      <w:pPr>
-        <w:numPr>
-          <w:ilvl w:val="0"/>
-          <w:numId w:val="59"/>
-        </w:numPr>
-        <w:jc w:val="both"/>
-      </w:pPr>
-      <w:r>
-        <w:t>Peek: O(1)</w:t>
-      </w:r>
-    </w:p>
-    <w:p>
-      <w:pPr>
-        <w:numPr>
-          <w:ilvl w:val="0"/>
-          <w:numId w:val="59"/>
-        </w:numPr>
-        <w:jc w:val="both"/>
-      </w:pPr>
-      <w:r>
-        <w:t>Build Heap: O(n)</w:t>
-      </w:r>
-    </w:p>
-    <w:p>
-      <w:pPr>
-        <w:jc w:val="both"/>
-      </w:pPr>
-      <w:r>
-        <w:rPr>
-          <w:b/>
-          <w:bCs/>
-        </w:rPr>
-        <w:t>Use Cases</w:t>
-      </w:r>
-      <w:r>
-        <w:t>: Priority queues (task scheduling), Dijkstra, median finding.</w:t>
-      </w:r>
-    </w:p>
-    <w:p>
-      <w:pPr>
-        <w:jc w:val="both"/>
-      </w:pPr>
-      <w:r>
-        <w:rPr>
-          <w:b/>
-          <w:bCs/>
-        </w:rPr>
-        <w:t>Java Example</w:t>
-      </w:r>
-      <w:r>
-        <w:t>: PriorityQueue (min-heap by default).</w:t>
-      </w:r>
-    </w:p>
-    <w:p>
-      <w:pPr>
-        <w:jc w:val="both"/>
-      </w:pPr>
-      <w:r>
-        <w:drawing>
-          <wp:inline distT="0" distB="0" distL="0" distR="0" wp14:anchorId="60635B79" wp14:editId="0BDBDF04">
-            <wp:extent cx="6645910" cy="2272030"/>
-            <wp:effectExtent l="0" t="0" r="2540" b="0"/>
-            <wp:docPr id="1896150349" name="Picture 1"/>
-            <wp:cNvGraphicFramePr>
-              <a:graphicFrameLocks xmlns:a="http://schemas.openxmlformats.org/drawingml/2006/main" noChangeAspect="1"/>
-            </wp:cNvGraphicFramePr>
-            <a:graphic xmlns:a="http://schemas.openxmlformats.org/drawingml/2006/main">
-              <a:graphicData uri="http://schemas.openxmlformats.org/drawingml/2006/picture">
-                <pic:pic xmlns:pic="http://schemas.openxmlformats.org/drawingml/2006/picture">
-                  <pic:nvPicPr>
-                    <pic:cNvPr id="1896150349" name=""/>
-                    <pic:cNvPicPr/>
-                  </pic:nvPicPr>
-                  <pic:blipFill>
-                    <a:blip r:embed="rId44"/>
-                    <a:stretch>
-                      <a:fillRect/>
-                    </a:stretch>
-                  </pic:blipFill>
-                  <pic:spPr>
-                    <a:xfrm>
-                      <a:off x="0" y="0"/>
-                      <a:ext cx="6645910" cy="2272030"/>
-                    </a:xfrm>
-                    <a:prstGeom prst="rect">
-                      <a:avLst/>
-                    </a:prstGeom>
-                  </pic:spPr>
-                </pic:pic>
-              </a:graphicData>
-            </a:graphic>
-          </wp:inline>
-        </w:drawing>
-      </w:r>
     </w:p>
     <w:sectPr>
       <w:pgSz w:w="11906" w:h="16838"/>
@@ -20837,6 +21247,7 @@
   <w:style w:type="character" w:default="1" w:styleId="DefaultParagraphFont">
     <w:name w:val="Default Paragraph Font"/>
     <w:uiPriority w:val="1"/>
+    <w:semiHidden/>
     <w:unhideWhenUsed/>
   </w:style>
   <w:style w:type="table" w:default="1" w:styleId="TableNormal">
